--- a/Бланки практика 2.docx
+++ b/Бланки практика 2.docx
@@ -102,11 +102,11 @@
         <w:tblLook w:firstRow="1" w:noVBand="1" w:lastRow="0" w:firstColumn="1" w:lastColumn="0" w:noHBand="0" w:val="04a0"/>
       </w:tblPr>
       <w:tblGrid>
-        <w:gridCol w:w="453"/>
+        <w:gridCol w:w="452"/>
         <w:gridCol w:w="1701"/>
-        <w:gridCol w:w="1589"/>
-        <w:gridCol w:w="1813"/>
-        <w:gridCol w:w="1248"/>
+        <w:gridCol w:w="1590"/>
+        <w:gridCol w:w="1812"/>
+        <w:gridCol w:w="1249"/>
         <w:gridCol w:w="2268"/>
       </w:tblGrid>
       <w:tr>
@@ -116,7 +116,7 @@
         </w:trPr>
         <w:tc>
           <w:tcPr>
-            <w:tcW w:w="453" w:type="dxa"/>
+            <w:tcW w:w="452" w:type="dxa"/>
             <w:tcBorders>
               <w:top w:val="single" w:sz="8" w:space="0" w:color="000000"/>
               <w:start w:val="single" w:sz="8" w:space="0" w:color="000000"/>
@@ -176,7 +176,7 @@
         </w:tc>
         <w:tc>
           <w:tcPr>
-            <w:tcW w:w="1589" w:type="dxa"/>
+            <w:tcW w:w="1590" w:type="dxa"/>
             <w:tcBorders>
               <w:top w:val="single" w:sz="8" w:space="0" w:color="000000"/>
               <w:start w:val="single" w:sz="8" w:space="0" w:color="000000"/>
@@ -206,7 +206,7 @@
         </w:tc>
         <w:tc>
           <w:tcPr>
-            <w:tcW w:w="1813" w:type="dxa"/>
+            <w:tcW w:w="1812" w:type="dxa"/>
             <w:tcBorders>
               <w:top w:val="single" w:sz="8" w:space="0" w:color="000000"/>
               <w:start w:val="single" w:sz="8" w:space="0" w:color="000000"/>
@@ -236,7 +236,7 @@
         </w:tc>
         <w:tc>
           <w:tcPr>
-            <w:tcW w:w="1248" w:type="dxa"/>
+            <w:tcW w:w="1249" w:type="dxa"/>
             <w:tcBorders>
               <w:top w:val="single" w:sz="8" w:space="0" w:color="000000"/>
               <w:start w:val="single" w:sz="8" w:space="0" w:color="000000"/>
@@ -302,7 +302,7 @@
         </w:trPr>
         <w:tc>
           <w:tcPr>
-            <w:tcW w:w="453" w:type="dxa"/>
+            <w:tcW w:w="452" w:type="dxa"/>
             <w:tcBorders>
               <w:top w:val="single" w:sz="8" w:space="0" w:color="000000"/>
               <w:start w:val="single" w:sz="8" w:space="0" w:color="000000"/>
@@ -356,57 +356,57 @@
         </w:tc>
         <w:tc>
           <w:tcPr>
-            <w:tcW w:w="1589" w:type="dxa"/>
-            <w:tcBorders>
-              <w:top w:val="single" w:sz="8" w:space="0" w:color="000000"/>
-              <w:start w:val="single" w:sz="8" w:space="0" w:color="000000"/>
-              <w:bottom w:val="single" w:sz="8" w:space="0" w:color="000000"/>
-              <w:end w:val="single" w:sz="8" w:space="0" w:color="000000"/>
-            </w:tcBorders>
-          </w:tcPr>
-          <w:p>
-            <w:pPr>
-              <w:pStyle w:val="Normal"/>
-              <w:keepNext w:val="true"/>
-              <w:bidi w:val="0"/>
-              <w:spacing w:lineRule="auto" w:line="240" w:before="0" w:after="0"/>
-              <w:ind w:hanging="0"/>
-              <w:jc w:val="start"/>
-              <w:rPr/>
-            </w:pPr>
-            <w:r>
-              <w:rPr/>
-            </w:r>
-          </w:p>
-        </w:tc>
-        <w:tc>
-          <w:tcPr>
-            <w:tcW w:w="1813" w:type="dxa"/>
-            <w:tcBorders>
-              <w:top w:val="single" w:sz="8" w:space="0" w:color="000000"/>
-              <w:start w:val="single" w:sz="8" w:space="0" w:color="000000"/>
-              <w:bottom w:val="single" w:sz="8" w:space="0" w:color="000000"/>
-              <w:end w:val="single" w:sz="8" w:space="0" w:color="000000"/>
-            </w:tcBorders>
-          </w:tcPr>
-          <w:p>
-            <w:pPr>
-              <w:pStyle w:val="Normal"/>
-              <w:keepNext w:val="true"/>
-              <w:bidi w:val="0"/>
-              <w:spacing w:lineRule="auto" w:line="240" w:before="0" w:after="0"/>
-              <w:ind w:hanging="0"/>
-              <w:jc w:val="start"/>
-              <w:rPr/>
-            </w:pPr>
-            <w:r>
-              <w:rPr/>
-            </w:r>
-          </w:p>
-        </w:tc>
-        <w:tc>
-          <w:tcPr>
-            <w:tcW w:w="1248" w:type="dxa"/>
+            <w:tcW w:w="1590" w:type="dxa"/>
+            <w:tcBorders>
+              <w:top w:val="single" w:sz="8" w:space="0" w:color="000000"/>
+              <w:start w:val="single" w:sz="8" w:space="0" w:color="000000"/>
+              <w:bottom w:val="single" w:sz="8" w:space="0" w:color="000000"/>
+              <w:end w:val="single" w:sz="8" w:space="0" w:color="000000"/>
+            </w:tcBorders>
+          </w:tcPr>
+          <w:p>
+            <w:pPr>
+              <w:pStyle w:val="Normal"/>
+              <w:keepNext w:val="true"/>
+              <w:bidi w:val="0"/>
+              <w:spacing w:lineRule="auto" w:line="240" w:before="0" w:after="0"/>
+              <w:ind w:hanging="0"/>
+              <w:jc w:val="start"/>
+              <w:rPr/>
+            </w:pPr>
+            <w:r>
+              <w:rPr/>
+            </w:r>
+          </w:p>
+        </w:tc>
+        <w:tc>
+          <w:tcPr>
+            <w:tcW w:w="1812" w:type="dxa"/>
+            <w:tcBorders>
+              <w:top w:val="single" w:sz="8" w:space="0" w:color="000000"/>
+              <w:start w:val="single" w:sz="8" w:space="0" w:color="000000"/>
+              <w:bottom w:val="single" w:sz="8" w:space="0" w:color="000000"/>
+              <w:end w:val="single" w:sz="8" w:space="0" w:color="000000"/>
+            </w:tcBorders>
+          </w:tcPr>
+          <w:p>
+            <w:pPr>
+              <w:pStyle w:val="Normal"/>
+              <w:keepNext w:val="true"/>
+              <w:bidi w:val="0"/>
+              <w:spacing w:lineRule="auto" w:line="240" w:before="0" w:after="0"/>
+              <w:ind w:hanging="0"/>
+              <w:jc w:val="start"/>
+              <w:rPr/>
+            </w:pPr>
+            <w:r>
+              <w:rPr/>
+            </w:r>
+          </w:p>
+        </w:tc>
+        <w:tc>
+          <w:tcPr>
+            <w:tcW w:w="1249" w:type="dxa"/>
             <w:tcBorders>
               <w:top w:val="single" w:sz="8" w:space="0" w:color="000000"/>
               <w:start w:val="single" w:sz="8" w:space="0" w:color="000000"/>
@@ -462,7 +462,7 @@
         </w:trPr>
         <w:tc>
           <w:tcPr>
-            <w:tcW w:w="453" w:type="dxa"/>
+            <w:tcW w:w="452" w:type="dxa"/>
             <w:tcBorders>
               <w:top w:val="single" w:sz="8" w:space="0" w:color="000000"/>
               <w:start w:val="single" w:sz="8" w:space="0" w:color="000000"/>
@@ -516,57 +516,57 @@
         </w:tc>
         <w:tc>
           <w:tcPr>
-            <w:tcW w:w="1589" w:type="dxa"/>
-            <w:tcBorders>
-              <w:top w:val="single" w:sz="8" w:space="0" w:color="000000"/>
-              <w:start w:val="single" w:sz="8" w:space="0" w:color="000000"/>
-              <w:bottom w:val="single" w:sz="8" w:space="0" w:color="000000"/>
-              <w:end w:val="single" w:sz="8" w:space="0" w:color="000000"/>
-            </w:tcBorders>
-          </w:tcPr>
-          <w:p>
-            <w:pPr>
-              <w:pStyle w:val="Normal"/>
-              <w:keepNext w:val="true"/>
-              <w:bidi w:val="0"/>
-              <w:spacing w:lineRule="auto" w:line="240" w:before="0" w:after="0"/>
-              <w:ind w:hanging="0"/>
-              <w:jc w:val="start"/>
-              <w:rPr/>
-            </w:pPr>
-            <w:r>
-              <w:rPr/>
-            </w:r>
-          </w:p>
-        </w:tc>
-        <w:tc>
-          <w:tcPr>
-            <w:tcW w:w="1813" w:type="dxa"/>
-            <w:tcBorders>
-              <w:top w:val="single" w:sz="8" w:space="0" w:color="000000"/>
-              <w:start w:val="single" w:sz="8" w:space="0" w:color="000000"/>
-              <w:bottom w:val="single" w:sz="8" w:space="0" w:color="000000"/>
-              <w:end w:val="single" w:sz="8" w:space="0" w:color="000000"/>
-            </w:tcBorders>
-          </w:tcPr>
-          <w:p>
-            <w:pPr>
-              <w:pStyle w:val="Normal"/>
-              <w:keepNext w:val="true"/>
-              <w:bidi w:val="0"/>
-              <w:spacing w:lineRule="auto" w:line="240" w:before="0" w:after="0"/>
-              <w:ind w:hanging="0"/>
-              <w:jc w:val="start"/>
-              <w:rPr/>
-            </w:pPr>
-            <w:r>
-              <w:rPr/>
-            </w:r>
-          </w:p>
-        </w:tc>
-        <w:tc>
-          <w:tcPr>
-            <w:tcW w:w="1248" w:type="dxa"/>
+            <w:tcW w:w="1590" w:type="dxa"/>
+            <w:tcBorders>
+              <w:top w:val="single" w:sz="8" w:space="0" w:color="000000"/>
+              <w:start w:val="single" w:sz="8" w:space="0" w:color="000000"/>
+              <w:bottom w:val="single" w:sz="8" w:space="0" w:color="000000"/>
+              <w:end w:val="single" w:sz="8" w:space="0" w:color="000000"/>
+            </w:tcBorders>
+          </w:tcPr>
+          <w:p>
+            <w:pPr>
+              <w:pStyle w:val="Normal"/>
+              <w:keepNext w:val="true"/>
+              <w:bidi w:val="0"/>
+              <w:spacing w:lineRule="auto" w:line="240" w:before="0" w:after="0"/>
+              <w:ind w:hanging="0"/>
+              <w:jc w:val="start"/>
+              <w:rPr/>
+            </w:pPr>
+            <w:r>
+              <w:rPr/>
+            </w:r>
+          </w:p>
+        </w:tc>
+        <w:tc>
+          <w:tcPr>
+            <w:tcW w:w="1812" w:type="dxa"/>
+            <w:tcBorders>
+              <w:top w:val="single" w:sz="8" w:space="0" w:color="000000"/>
+              <w:start w:val="single" w:sz="8" w:space="0" w:color="000000"/>
+              <w:bottom w:val="single" w:sz="8" w:space="0" w:color="000000"/>
+              <w:end w:val="single" w:sz="8" w:space="0" w:color="000000"/>
+            </w:tcBorders>
+          </w:tcPr>
+          <w:p>
+            <w:pPr>
+              <w:pStyle w:val="Normal"/>
+              <w:keepNext w:val="true"/>
+              <w:bidi w:val="0"/>
+              <w:spacing w:lineRule="auto" w:line="240" w:before="0" w:after="0"/>
+              <w:ind w:hanging="0"/>
+              <w:jc w:val="start"/>
+              <w:rPr/>
+            </w:pPr>
+            <w:r>
+              <w:rPr/>
+            </w:r>
+          </w:p>
+        </w:tc>
+        <w:tc>
+          <w:tcPr>
+            <w:tcW w:w="1249" w:type="dxa"/>
             <w:tcBorders>
               <w:top w:val="single" w:sz="8" w:space="0" w:color="000000"/>
               <w:start w:val="single" w:sz="8" w:space="0" w:color="000000"/>
@@ -622,7 +622,7 @@
         </w:trPr>
         <w:tc>
           <w:tcPr>
-            <w:tcW w:w="453" w:type="dxa"/>
+            <w:tcW w:w="452" w:type="dxa"/>
             <w:tcBorders>
               <w:top w:val="single" w:sz="8" w:space="0" w:color="000000"/>
               <w:start w:val="single" w:sz="8" w:space="0" w:color="000000"/>
@@ -676,57 +676,57 @@
         </w:tc>
         <w:tc>
           <w:tcPr>
-            <w:tcW w:w="1589" w:type="dxa"/>
-            <w:tcBorders>
-              <w:top w:val="single" w:sz="8" w:space="0" w:color="000000"/>
-              <w:start w:val="single" w:sz="8" w:space="0" w:color="000000"/>
-              <w:bottom w:val="single" w:sz="8" w:space="0" w:color="000000"/>
-              <w:end w:val="single" w:sz="8" w:space="0" w:color="000000"/>
-            </w:tcBorders>
-          </w:tcPr>
-          <w:p>
-            <w:pPr>
-              <w:pStyle w:val="Normal"/>
-              <w:keepNext w:val="true"/>
-              <w:bidi w:val="0"/>
-              <w:spacing w:lineRule="auto" w:line="240" w:before="0" w:after="0"/>
-              <w:ind w:hanging="0"/>
-              <w:jc w:val="start"/>
-              <w:rPr/>
-            </w:pPr>
-            <w:r>
-              <w:rPr/>
-            </w:r>
-          </w:p>
-        </w:tc>
-        <w:tc>
-          <w:tcPr>
-            <w:tcW w:w="1813" w:type="dxa"/>
-            <w:tcBorders>
-              <w:top w:val="single" w:sz="8" w:space="0" w:color="000000"/>
-              <w:start w:val="single" w:sz="8" w:space="0" w:color="000000"/>
-              <w:bottom w:val="single" w:sz="8" w:space="0" w:color="000000"/>
-              <w:end w:val="single" w:sz="8" w:space="0" w:color="000000"/>
-            </w:tcBorders>
-          </w:tcPr>
-          <w:p>
-            <w:pPr>
-              <w:pStyle w:val="Normal"/>
-              <w:keepNext w:val="true"/>
-              <w:bidi w:val="0"/>
-              <w:spacing w:lineRule="auto" w:line="240" w:before="0" w:after="0"/>
-              <w:ind w:hanging="0"/>
-              <w:jc w:val="start"/>
-              <w:rPr/>
-            </w:pPr>
-            <w:r>
-              <w:rPr/>
-            </w:r>
-          </w:p>
-        </w:tc>
-        <w:tc>
-          <w:tcPr>
-            <w:tcW w:w="1248" w:type="dxa"/>
+            <w:tcW w:w="1590" w:type="dxa"/>
+            <w:tcBorders>
+              <w:top w:val="single" w:sz="8" w:space="0" w:color="000000"/>
+              <w:start w:val="single" w:sz="8" w:space="0" w:color="000000"/>
+              <w:bottom w:val="single" w:sz="8" w:space="0" w:color="000000"/>
+              <w:end w:val="single" w:sz="8" w:space="0" w:color="000000"/>
+            </w:tcBorders>
+          </w:tcPr>
+          <w:p>
+            <w:pPr>
+              <w:pStyle w:val="Normal"/>
+              <w:keepNext w:val="true"/>
+              <w:bidi w:val="0"/>
+              <w:spacing w:lineRule="auto" w:line="240" w:before="0" w:after="0"/>
+              <w:ind w:hanging="0"/>
+              <w:jc w:val="start"/>
+              <w:rPr/>
+            </w:pPr>
+            <w:r>
+              <w:rPr/>
+            </w:r>
+          </w:p>
+        </w:tc>
+        <w:tc>
+          <w:tcPr>
+            <w:tcW w:w="1812" w:type="dxa"/>
+            <w:tcBorders>
+              <w:top w:val="single" w:sz="8" w:space="0" w:color="000000"/>
+              <w:start w:val="single" w:sz="8" w:space="0" w:color="000000"/>
+              <w:bottom w:val="single" w:sz="8" w:space="0" w:color="000000"/>
+              <w:end w:val="single" w:sz="8" w:space="0" w:color="000000"/>
+            </w:tcBorders>
+          </w:tcPr>
+          <w:p>
+            <w:pPr>
+              <w:pStyle w:val="Normal"/>
+              <w:keepNext w:val="true"/>
+              <w:bidi w:val="0"/>
+              <w:spacing w:lineRule="auto" w:line="240" w:before="0" w:after="0"/>
+              <w:ind w:hanging="0"/>
+              <w:jc w:val="start"/>
+              <w:rPr/>
+            </w:pPr>
+            <w:r>
+              <w:rPr/>
+            </w:r>
+          </w:p>
+        </w:tc>
+        <w:tc>
+          <w:tcPr>
+            <w:tcW w:w="1249" w:type="dxa"/>
             <w:tcBorders>
               <w:top w:val="single" w:sz="8" w:space="0" w:color="000000"/>
               <w:start w:val="single" w:sz="8" w:space="0" w:color="000000"/>
@@ -782,7 +782,7 @@
         </w:trPr>
         <w:tc>
           <w:tcPr>
-            <w:tcW w:w="453" w:type="dxa"/>
+            <w:tcW w:w="452" w:type="dxa"/>
             <w:tcBorders>
               <w:top w:val="single" w:sz="8" w:space="0" w:color="000000"/>
               <w:start w:val="single" w:sz="8" w:space="0" w:color="000000"/>
@@ -836,57 +836,57 @@
         </w:tc>
         <w:tc>
           <w:tcPr>
-            <w:tcW w:w="1589" w:type="dxa"/>
-            <w:tcBorders>
-              <w:top w:val="single" w:sz="8" w:space="0" w:color="000000"/>
-              <w:start w:val="single" w:sz="8" w:space="0" w:color="000000"/>
-              <w:bottom w:val="single" w:sz="8" w:space="0" w:color="000000"/>
-              <w:end w:val="single" w:sz="8" w:space="0" w:color="000000"/>
-            </w:tcBorders>
-          </w:tcPr>
-          <w:p>
-            <w:pPr>
-              <w:pStyle w:val="Normal"/>
-              <w:keepNext w:val="true"/>
-              <w:bidi w:val="0"/>
-              <w:spacing w:lineRule="auto" w:line="240" w:before="0" w:after="0"/>
-              <w:ind w:hanging="0"/>
-              <w:jc w:val="start"/>
-              <w:rPr/>
-            </w:pPr>
-            <w:r>
-              <w:rPr/>
-            </w:r>
-          </w:p>
-        </w:tc>
-        <w:tc>
-          <w:tcPr>
-            <w:tcW w:w="1813" w:type="dxa"/>
-            <w:tcBorders>
-              <w:top w:val="single" w:sz="8" w:space="0" w:color="000000"/>
-              <w:start w:val="single" w:sz="8" w:space="0" w:color="000000"/>
-              <w:bottom w:val="single" w:sz="8" w:space="0" w:color="000000"/>
-              <w:end w:val="single" w:sz="8" w:space="0" w:color="000000"/>
-            </w:tcBorders>
-          </w:tcPr>
-          <w:p>
-            <w:pPr>
-              <w:pStyle w:val="Normal"/>
-              <w:keepNext w:val="true"/>
-              <w:bidi w:val="0"/>
-              <w:spacing w:lineRule="auto" w:line="240" w:before="0" w:after="0"/>
-              <w:ind w:hanging="0"/>
-              <w:jc w:val="start"/>
-              <w:rPr/>
-            </w:pPr>
-            <w:r>
-              <w:rPr/>
-            </w:r>
-          </w:p>
-        </w:tc>
-        <w:tc>
-          <w:tcPr>
-            <w:tcW w:w="1248" w:type="dxa"/>
+            <w:tcW w:w="1590" w:type="dxa"/>
+            <w:tcBorders>
+              <w:top w:val="single" w:sz="8" w:space="0" w:color="000000"/>
+              <w:start w:val="single" w:sz="8" w:space="0" w:color="000000"/>
+              <w:bottom w:val="single" w:sz="8" w:space="0" w:color="000000"/>
+              <w:end w:val="single" w:sz="8" w:space="0" w:color="000000"/>
+            </w:tcBorders>
+          </w:tcPr>
+          <w:p>
+            <w:pPr>
+              <w:pStyle w:val="Normal"/>
+              <w:keepNext w:val="true"/>
+              <w:bidi w:val="0"/>
+              <w:spacing w:lineRule="auto" w:line="240" w:before="0" w:after="0"/>
+              <w:ind w:hanging="0"/>
+              <w:jc w:val="start"/>
+              <w:rPr/>
+            </w:pPr>
+            <w:r>
+              <w:rPr/>
+            </w:r>
+          </w:p>
+        </w:tc>
+        <w:tc>
+          <w:tcPr>
+            <w:tcW w:w="1812" w:type="dxa"/>
+            <w:tcBorders>
+              <w:top w:val="single" w:sz="8" w:space="0" w:color="000000"/>
+              <w:start w:val="single" w:sz="8" w:space="0" w:color="000000"/>
+              <w:bottom w:val="single" w:sz="8" w:space="0" w:color="000000"/>
+              <w:end w:val="single" w:sz="8" w:space="0" w:color="000000"/>
+            </w:tcBorders>
+          </w:tcPr>
+          <w:p>
+            <w:pPr>
+              <w:pStyle w:val="Normal"/>
+              <w:keepNext w:val="true"/>
+              <w:bidi w:val="0"/>
+              <w:spacing w:lineRule="auto" w:line="240" w:before="0" w:after="0"/>
+              <w:ind w:hanging="0"/>
+              <w:jc w:val="start"/>
+              <w:rPr/>
+            </w:pPr>
+            <w:r>
+              <w:rPr/>
+            </w:r>
+          </w:p>
+        </w:tc>
+        <w:tc>
+          <w:tcPr>
+            <w:tcW w:w="1249" w:type="dxa"/>
             <w:tcBorders>
               <w:top w:val="single" w:sz="8" w:space="0" w:color="000000"/>
               <w:start w:val="single" w:sz="8" w:space="0" w:color="000000"/>
@@ -942,7 +942,7 @@
         </w:trPr>
         <w:tc>
           <w:tcPr>
-            <w:tcW w:w="453" w:type="dxa"/>
+            <w:tcW w:w="452" w:type="dxa"/>
             <w:tcBorders>
               <w:top w:val="single" w:sz="8" w:space="0" w:color="000000"/>
               <w:start w:val="single" w:sz="8" w:space="0" w:color="000000"/>
@@ -996,57 +996,57 @@
         </w:tc>
         <w:tc>
           <w:tcPr>
-            <w:tcW w:w="1589" w:type="dxa"/>
-            <w:tcBorders>
-              <w:top w:val="single" w:sz="8" w:space="0" w:color="000000"/>
-              <w:start w:val="single" w:sz="8" w:space="0" w:color="000000"/>
-              <w:bottom w:val="single" w:sz="8" w:space="0" w:color="000000"/>
-              <w:end w:val="single" w:sz="8" w:space="0" w:color="000000"/>
-            </w:tcBorders>
-          </w:tcPr>
-          <w:p>
-            <w:pPr>
-              <w:pStyle w:val="Normal"/>
-              <w:keepNext w:val="true"/>
-              <w:bidi w:val="0"/>
-              <w:spacing w:lineRule="auto" w:line="240" w:before="0" w:after="0"/>
-              <w:ind w:hanging="0"/>
-              <w:jc w:val="start"/>
-              <w:rPr/>
-            </w:pPr>
-            <w:r>
-              <w:rPr/>
-            </w:r>
-          </w:p>
-        </w:tc>
-        <w:tc>
-          <w:tcPr>
-            <w:tcW w:w="1813" w:type="dxa"/>
-            <w:tcBorders>
-              <w:top w:val="single" w:sz="8" w:space="0" w:color="000000"/>
-              <w:start w:val="single" w:sz="8" w:space="0" w:color="000000"/>
-              <w:bottom w:val="single" w:sz="8" w:space="0" w:color="000000"/>
-              <w:end w:val="single" w:sz="8" w:space="0" w:color="000000"/>
-            </w:tcBorders>
-          </w:tcPr>
-          <w:p>
-            <w:pPr>
-              <w:pStyle w:val="Normal"/>
-              <w:keepNext w:val="true"/>
-              <w:bidi w:val="0"/>
-              <w:spacing w:lineRule="auto" w:line="240" w:before="0" w:after="0"/>
-              <w:ind w:hanging="0"/>
-              <w:jc w:val="start"/>
-              <w:rPr/>
-            </w:pPr>
-            <w:r>
-              <w:rPr/>
-            </w:r>
-          </w:p>
-        </w:tc>
-        <w:tc>
-          <w:tcPr>
-            <w:tcW w:w="1248" w:type="dxa"/>
+            <w:tcW w:w="1590" w:type="dxa"/>
+            <w:tcBorders>
+              <w:top w:val="single" w:sz="8" w:space="0" w:color="000000"/>
+              <w:start w:val="single" w:sz="8" w:space="0" w:color="000000"/>
+              <w:bottom w:val="single" w:sz="8" w:space="0" w:color="000000"/>
+              <w:end w:val="single" w:sz="8" w:space="0" w:color="000000"/>
+            </w:tcBorders>
+          </w:tcPr>
+          <w:p>
+            <w:pPr>
+              <w:pStyle w:val="Normal"/>
+              <w:keepNext w:val="true"/>
+              <w:bidi w:val="0"/>
+              <w:spacing w:lineRule="auto" w:line="240" w:before="0" w:after="0"/>
+              <w:ind w:hanging="0"/>
+              <w:jc w:val="start"/>
+              <w:rPr/>
+            </w:pPr>
+            <w:r>
+              <w:rPr/>
+            </w:r>
+          </w:p>
+        </w:tc>
+        <w:tc>
+          <w:tcPr>
+            <w:tcW w:w="1812" w:type="dxa"/>
+            <w:tcBorders>
+              <w:top w:val="single" w:sz="8" w:space="0" w:color="000000"/>
+              <w:start w:val="single" w:sz="8" w:space="0" w:color="000000"/>
+              <w:bottom w:val="single" w:sz="8" w:space="0" w:color="000000"/>
+              <w:end w:val="single" w:sz="8" w:space="0" w:color="000000"/>
+            </w:tcBorders>
+          </w:tcPr>
+          <w:p>
+            <w:pPr>
+              <w:pStyle w:val="Normal"/>
+              <w:keepNext w:val="true"/>
+              <w:bidi w:val="0"/>
+              <w:spacing w:lineRule="auto" w:line="240" w:before="0" w:after="0"/>
+              <w:ind w:hanging="0"/>
+              <w:jc w:val="start"/>
+              <w:rPr/>
+            </w:pPr>
+            <w:r>
+              <w:rPr/>
+            </w:r>
+          </w:p>
+        </w:tc>
+        <w:tc>
+          <w:tcPr>
+            <w:tcW w:w="1249" w:type="dxa"/>
             <w:tcBorders>
               <w:top w:val="single" w:sz="8" w:space="0" w:color="000000"/>
               <w:start w:val="single" w:sz="8" w:space="0" w:color="000000"/>
@@ -1102,7 +1102,7 @@
         </w:trPr>
         <w:tc>
           <w:tcPr>
-            <w:tcW w:w="453" w:type="dxa"/>
+            <w:tcW w:w="452" w:type="dxa"/>
             <w:tcBorders>
               <w:top w:val="single" w:sz="8" w:space="0" w:color="000000"/>
               <w:start w:val="single" w:sz="8" w:space="0" w:color="000000"/>
@@ -1154,55 +1154,55 @@
         </w:tc>
         <w:tc>
           <w:tcPr>
-            <w:tcW w:w="1589" w:type="dxa"/>
-            <w:tcBorders>
-              <w:top w:val="single" w:sz="8" w:space="0" w:color="000000"/>
-              <w:start w:val="single" w:sz="8" w:space="0" w:color="000000"/>
-              <w:bottom w:val="single" w:sz="8" w:space="0" w:color="000000"/>
-              <w:end w:val="single" w:sz="8" w:space="0" w:color="000000"/>
-            </w:tcBorders>
-          </w:tcPr>
-          <w:p>
-            <w:pPr>
-              <w:pStyle w:val="Normal"/>
-              <w:bidi w:val="0"/>
-              <w:spacing w:lineRule="auto" w:line="240" w:before="0" w:after="0"/>
-              <w:ind w:hanging="0"/>
-              <w:jc w:val="start"/>
-              <w:rPr/>
-            </w:pPr>
-            <w:r>
-              <w:rPr/>
-            </w:r>
-          </w:p>
-        </w:tc>
-        <w:tc>
-          <w:tcPr>
-            <w:tcW w:w="1813" w:type="dxa"/>
-            <w:tcBorders>
-              <w:top w:val="single" w:sz="8" w:space="0" w:color="000000"/>
-              <w:start w:val="single" w:sz="8" w:space="0" w:color="000000"/>
-              <w:bottom w:val="single" w:sz="8" w:space="0" w:color="000000"/>
-              <w:end w:val="single" w:sz="8" w:space="0" w:color="000000"/>
-            </w:tcBorders>
-          </w:tcPr>
-          <w:p>
-            <w:pPr>
-              <w:pStyle w:val="Normal"/>
-              <w:bidi w:val="0"/>
-              <w:spacing w:lineRule="auto" w:line="240" w:before="0" w:after="0"/>
-              <w:ind w:hanging="0"/>
-              <w:jc w:val="start"/>
-              <w:rPr/>
-            </w:pPr>
-            <w:r>
-              <w:rPr/>
-            </w:r>
-          </w:p>
-        </w:tc>
-        <w:tc>
-          <w:tcPr>
-            <w:tcW w:w="1248" w:type="dxa"/>
+            <w:tcW w:w="1590" w:type="dxa"/>
+            <w:tcBorders>
+              <w:top w:val="single" w:sz="8" w:space="0" w:color="000000"/>
+              <w:start w:val="single" w:sz="8" w:space="0" w:color="000000"/>
+              <w:bottom w:val="single" w:sz="8" w:space="0" w:color="000000"/>
+              <w:end w:val="single" w:sz="8" w:space="0" w:color="000000"/>
+            </w:tcBorders>
+          </w:tcPr>
+          <w:p>
+            <w:pPr>
+              <w:pStyle w:val="Normal"/>
+              <w:bidi w:val="0"/>
+              <w:spacing w:lineRule="auto" w:line="240" w:before="0" w:after="0"/>
+              <w:ind w:hanging="0"/>
+              <w:jc w:val="start"/>
+              <w:rPr/>
+            </w:pPr>
+            <w:r>
+              <w:rPr/>
+            </w:r>
+          </w:p>
+        </w:tc>
+        <w:tc>
+          <w:tcPr>
+            <w:tcW w:w="1812" w:type="dxa"/>
+            <w:tcBorders>
+              <w:top w:val="single" w:sz="8" w:space="0" w:color="000000"/>
+              <w:start w:val="single" w:sz="8" w:space="0" w:color="000000"/>
+              <w:bottom w:val="single" w:sz="8" w:space="0" w:color="000000"/>
+              <w:end w:val="single" w:sz="8" w:space="0" w:color="000000"/>
+            </w:tcBorders>
+          </w:tcPr>
+          <w:p>
+            <w:pPr>
+              <w:pStyle w:val="Normal"/>
+              <w:bidi w:val="0"/>
+              <w:spacing w:lineRule="auto" w:line="240" w:before="0" w:after="0"/>
+              <w:ind w:hanging="0"/>
+              <w:jc w:val="start"/>
+              <w:rPr/>
+            </w:pPr>
+            <w:r>
+              <w:rPr/>
+            </w:r>
+          </w:p>
+        </w:tc>
+        <w:tc>
+          <w:tcPr>
+            <w:tcW w:w="1249" w:type="dxa"/>
             <w:tcBorders>
               <w:top w:val="single" w:sz="8" w:space="0" w:color="000000"/>
               <w:start w:val="single" w:sz="8" w:space="0" w:color="000000"/>
@@ -1313,8 +1313,8 @@
         <w:tblLook w:firstRow="1" w:noVBand="1" w:lastRow="0" w:firstColumn="1" w:lastColumn="0" w:noHBand="0" w:val="04a0"/>
       </w:tblPr>
       <w:tblGrid>
-        <w:gridCol w:w="3061"/>
-        <w:gridCol w:w="6011"/>
+        <w:gridCol w:w="3060"/>
+        <w:gridCol w:w="6012"/>
       </w:tblGrid>
       <w:tr>
         <w:trPr>
@@ -1323,7 +1323,7 @@
         </w:trPr>
         <w:tc>
           <w:tcPr>
-            <w:tcW w:w="3061" w:type="dxa"/>
+            <w:tcW w:w="3060" w:type="dxa"/>
             <w:tcBorders>
               <w:top w:val="single" w:sz="8" w:space="0" w:color="000000"/>
               <w:start w:val="single" w:sz="8" w:space="0" w:color="000000"/>
@@ -1353,7 +1353,7 @@
         </w:tc>
         <w:tc>
           <w:tcPr>
-            <w:tcW w:w="6011" w:type="dxa"/>
+            <w:tcW w:w="6012" w:type="dxa"/>
             <w:tcBorders>
               <w:top w:val="single" w:sz="8" w:space="0" w:color="000000"/>
               <w:start w:val="single" w:sz="8" w:space="0" w:color="000000"/>
@@ -1389,7 +1389,7 @@
         </w:trPr>
         <w:tc>
           <w:tcPr>
-            <w:tcW w:w="3061" w:type="dxa"/>
+            <w:tcW w:w="3060" w:type="dxa"/>
             <w:tcBorders>
               <w:top w:val="single" w:sz="8" w:space="0" w:color="000000"/>
               <w:start w:val="single" w:sz="8" w:space="0" w:color="000000"/>
@@ -1418,7 +1418,7 @@
         </w:tc>
         <w:tc>
           <w:tcPr>
-            <w:tcW w:w="6011" w:type="dxa"/>
+            <w:tcW w:w="6012" w:type="dxa"/>
             <w:tcBorders>
               <w:top w:val="single" w:sz="8" w:space="0" w:color="000000"/>
               <w:start w:val="single" w:sz="8" w:space="0" w:color="000000"/>
@@ -1449,7 +1449,7 @@
         </w:trPr>
         <w:tc>
           <w:tcPr>
-            <w:tcW w:w="3061" w:type="dxa"/>
+            <w:tcW w:w="3060" w:type="dxa"/>
             <w:tcBorders>
               <w:top w:val="single" w:sz="8" w:space="0" w:color="000000"/>
               <w:start w:val="single" w:sz="8" w:space="0" w:color="000000"/>
@@ -1478,7 +1478,7 @@
         </w:tc>
         <w:tc>
           <w:tcPr>
-            <w:tcW w:w="6011" w:type="dxa"/>
+            <w:tcW w:w="6012" w:type="dxa"/>
             <w:tcBorders>
               <w:top w:val="single" w:sz="8" w:space="0" w:color="000000"/>
               <w:start w:val="single" w:sz="8" w:space="0" w:color="000000"/>
@@ -1509,7 +1509,7 @@
         </w:trPr>
         <w:tc>
           <w:tcPr>
-            <w:tcW w:w="3061" w:type="dxa"/>
+            <w:tcW w:w="3060" w:type="dxa"/>
             <w:tcBorders>
               <w:top w:val="single" w:sz="8" w:space="0" w:color="000000"/>
               <w:start w:val="single" w:sz="8" w:space="0" w:color="000000"/>
@@ -1538,7 +1538,7 @@
         </w:tc>
         <w:tc>
           <w:tcPr>
-            <w:tcW w:w="6011" w:type="dxa"/>
+            <w:tcW w:w="6012" w:type="dxa"/>
             <w:tcBorders>
               <w:top w:val="single" w:sz="8" w:space="0" w:color="000000"/>
               <w:start w:val="single" w:sz="8" w:space="0" w:color="000000"/>
@@ -1569,7 +1569,7 @@
         </w:trPr>
         <w:tc>
           <w:tcPr>
-            <w:tcW w:w="3061" w:type="dxa"/>
+            <w:tcW w:w="3060" w:type="dxa"/>
             <w:tcBorders>
               <w:top w:val="single" w:sz="8" w:space="0" w:color="000000"/>
               <w:start w:val="single" w:sz="8" w:space="0" w:color="000000"/>
@@ -1598,7 +1598,7 @@
         </w:tc>
         <w:tc>
           <w:tcPr>
-            <w:tcW w:w="6011" w:type="dxa"/>
+            <w:tcW w:w="6012" w:type="dxa"/>
             <w:tcBorders>
               <w:top w:val="single" w:sz="8" w:space="0" w:color="000000"/>
               <w:start w:val="single" w:sz="8" w:space="0" w:color="000000"/>
@@ -1629,7 +1629,7 @@
         </w:trPr>
         <w:tc>
           <w:tcPr>
-            <w:tcW w:w="3061" w:type="dxa"/>
+            <w:tcW w:w="3060" w:type="dxa"/>
             <w:tcBorders>
               <w:top w:val="single" w:sz="8" w:space="0" w:color="000000"/>
               <w:start w:val="single" w:sz="8" w:space="0" w:color="000000"/>
@@ -1658,7 +1658,7 @@
         </w:tc>
         <w:tc>
           <w:tcPr>
-            <w:tcW w:w="6011" w:type="dxa"/>
+            <w:tcW w:w="6012" w:type="dxa"/>
             <w:tcBorders>
               <w:top w:val="single" w:sz="8" w:space="0" w:color="000000"/>
               <w:start w:val="single" w:sz="8" w:space="0" w:color="000000"/>
@@ -1689,7 +1689,7 @@
         </w:trPr>
         <w:tc>
           <w:tcPr>
-            <w:tcW w:w="3061" w:type="dxa"/>
+            <w:tcW w:w="3060" w:type="dxa"/>
             <w:tcBorders>
               <w:top w:val="single" w:sz="8" w:space="0" w:color="000000"/>
               <w:start w:val="single" w:sz="8" w:space="0" w:color="000000"/>
@@ -1718,7 +1718,7 @@
         </w:tc>
         <w:tc>
           <w:tcPr>
-            <w:tcW w:w="6011" w:type="dxa"/>
+            <w:tcW w:w="6012" w:type="dxa"/>
             <w:tcBorders>
               <w:top w:val="single" w:sz="8" w:space="0" w:color="000000"/>
               <w:start w:val="single" w:sz="8" w:space="0" w:color="000000"/>
@@ -1749,7 +1749,7 @@
         </w:trPr>
         <w:tc>
           <w:tcPr>
-            <w:tcW w:w="3061" w:type="dxa"/>
+            <w:tcW w:w="3060" w:type="dxa"/>
             <w:tcBorders>
               <w:top w:val="single" w:sz="8" w:space="0" w:color="000000"/>
               <w:start w:val="single" w:sz="8" w:space="0" w:color="000000"/>
@@ -1777,7 +1777,7 @@
         </w:tc>
         <w:tc>
           <w:tcPr>
-            <w:tcW w:w="6011" w:type="dxa"/>
+            <w:tcW w:w="6012" w:type="dxa"/>
             <w:tcBorders>
               <w:top w:val="single" w:sz="8" w:space="0" w:color="000000"/>
               <w:start w:val="single" w:sz="8" w:space="0" w:color="000000"/>
@@ -1864,11 +1864,11 @@
         <w:tblLook w:firstRow="1" w:noVBand="1" w:lastRow="0" w:firstColumn="1" w:lastColumn="0" w:noHBand="0" w:val="04a0"/>
       </w:tblPr>
       <w:tblGrid>
-        <w:gridCol w:w="2154"/>
+        <w:gridCol w:w="2153"/>
         <w:gridCol w:w="1361"/>
         <w:gridCol w:w="1361"/>
         <w:gridCol w:w="1361"/>
-        <w:gridCol w:w="1475"/>
+        <w:gridCol w:w="1476"/>
         <w:gridCol w:w="1361"/>
       </w:tblGrid>
       <w:tr>
@@ -1878,7 +1878,7 @@
         </w:trPr>
         <w:tc>
           <w:tcPr>
-            <w:tcW w:w="2154" w:type="dxa"/>
+            <w:tcW w:w="2153" w:type="dxa"/>
             <w:tcBorders>
               <w:top w:val="single" w:sz="8" w:space="0" w:color="000000"/>
               <w:start w:val="single" w:sz="8" w:space="0" w:color="000000"/>
@@ -1998,7 +1998,7 @@
         </w:tc>
         <w:tc>
           <w:tcPr>
-            <w:tcW w:w="1475" w:type="dxa"/>
+            <w:tcW w:w="1476" w:type="dxa"/>
             <w:tcBorders>
               <w:top w:val="single" w:sz="8" w:space="0" w:color="000000"/>
               <w:start w:val="single" w:sz="8" w:space="0" w:color="000000"/>
@@ -2064,7 +2064,7 @@
         </w:trPr>
         <w:tc>
           <w:tcPr>
-            <w:tcW w:w="2154" w:type="dxa"/>
+            <w:tcW w:w="2153" w:type="dxa"/>
             <w:tcBorders>
               <w:top w:val="single" w:sz="8" w:space="0" w:color="000000"/>
               <w:start w:val="single" w:sz="8" w:space="0" w:color="000000"/>
@@ -2164,7 +2164,7 @@
         </w:tc>
         <w:tc>
           <w:tcPr>
-            <w:tcW w:w="1475" w:type="dxa"/>
+            <w:tcW w:w="1476" w:type="dxa"/>
             <w:tcBorders>
               <w:top w:val="single" w:sz="8" w:space="0" w:color="000000"/>
               <w:start w:val="single" w:sz="8" w:space="0" w:color="000000"/>
@@ -2220,7 +2220,7 @@
         </w:trPr>
         <w:tc>
           <w:tcPr>
-            <w:tcW w:w="2154" w:type="dxa"/>
+            <w:tcW w:w="2153" w:type="dxa"/>
             <w:tcBorders>
               <w:top w:val="single" w:sz="8" w:space="0" w:color="000000"/>
               <w:start w:val="single" w:sz="8" w:space="0" w:color="000000"/>
@@ -2320,7 +2320,7 @@
         </w:tc>
         <w:tc>
           <w:tcPr>
-            <w:tcW w:w="1475" w:type="dxa"/>
+            <w:tcW w:w="1476" w:type="dxa"/>
             <w:tcBorders>
               <w:top w:val="single" w:sz="8" w:space="0" w:color="000000"/>
               <w:start w:val="single" w:sz="8" w:space="0" w:color="000000"/>
@@ -2376,7 +2376,7 @@
         </w:trPr>
         <w:tc>
           <w:tcPr>
-            <w:tcW w:w="2154" w:type="dxa"/>
+            <w:tcW w:w="2153" w:type="dxa"/>
             <w:tcBorders>
               <w:top w:val="single" w:sz="8" w:space="0" w:color="000000"/>
               <w:start w:val="single" w:sz="8" w:space="0" w:color="000000"/>
@@ -2476,7 +2476,7 @@
         </w:tc>
         <w:tc>
           <w:tcPr>
-            <w:tcW w:w="1475" w:type="dxa"/>
+            <w:tcW w:w="1476" w:type="dxa"/>
             <w:tcBorders>
               <w:top w:val="single" w:sz="8" w:space="0" w:color="000000"/>
               <w:start w:val="single" w:sz="8" w:space="0" w:color="000000"/>
@@ -2532,7 +2532,7 @@
         </w:trPr>
         <w:tc>
           <w:tcPr>
-            <w:tcW w:w="2154" w:type="dxa"/>
+            <w:tcW w:w="2153" w:type="dxa"/>
             <w:tcBorders>
               <w:top w:val="single" w:sz="8" w:space="0" w:color="000000"/>
               <w:start w:val="single" w:sz="8" w:space="0" w:color="000000"/>
@@ -2632,7 +2632,7 @@
         </w:tc>
         <w:tc>
           <w:tcPr>
-            <w:tcW w:w="1475" w:type="dxa"/>
+            <w:tcW w:w="1476" w:type="dxa"/>
             <w:tcBorders>
               <w:top w:val="single" w:sz="8" w:space="0" w:color="000000"/>
               <w:start w:val="single" w:sz="8" w:space="0" w:color="000000"/>
@@ -2688,7 +2688,7 @@
         </w:trPr>
         <w:tc>
           <w:tcPr>
-            <w:tcW w:w="2154" w:type="dxa"/>
+            <w:tcW w:w="2153" w:type="dxa"/>
             <w:tcBorders>
               <w:top w:val="single" w:sz="8" w:space="0" w:color="000000"/>
               <w:start w:val="single" w:sz="8" w:space="0" w:color="000000"/>
@@ -2788,7 +2788,7 @@
         </w:tc>
         <w:tc>
           <w:tcPr>
-            <w:tcW w:w="1475" w:type="dxa"/>
+            <w:tcW w:w="1476" w:type="dxa"/>
             <w:tcBorders>
               <w:top w:val="single" w:sz="8" w:space="0" w:color="000000"/>
               <w:start w:val="single" w:sz="8" w:space="0" w:color="000000"/>
@@ -2844,7 +2844,7 @@
         </w:trPr>
         <w:tc>
           <w:tcPr>
-            <w:tcW w:w="2154" w:type="dxa"/>
+            <w:tcW w:w="2153" w:type="dxa"/>
             <w:tcBorders>
               <w:top w:val="single" w:sz="8" w:space="0" w:color="000000"/>
               <w:start w:val="single" w:sz="8" w:space="0" w:color="000000"/>
@@ -2940,7 +2940,7 @@
         </w:tc>
         <w:tc>
           <w:tcPr>
-            <w:tcW w:w="1475" w:type="dxa"/>
+            <w:tcW w:w="1476" w:type="dxa"/>
             <w:tcBorders>
               <w:top w:val="single" w:sz="8" w:space="0" w:color="000000"/>
               <w:start w:val="single" w:sz="8" w:space="0" w:color="000000"/>
@@ -3022,10 +3022,10 @@
         <w:tblLook w:firstRow="1" w:noVBand="1" w:lastRow="0" w:firstColumn="1" w:lastColumn="0" w:noHBand="0" w:val="04a0"/>
       </w:tblPr>
       <w:tblGrid>
-        <w:gridCol w:w="1133"/>
-        <w:gridCol w:w="1985"/>
-        <w:gridCol w:w="1983"/>
-        <w:gridCol w:w="1985"/>
+        <w:gridCol w:w="1132"/>
+        <w:gridCol w:w="1986"/>
+        <w:gridCol w:w="1982"/>
+        <w:gridCol w:w="1986"/>
         <w:gridCol w:w="1984"/>
       </w:tblGrid>
       <w:tr>
@@ -3035,7 +3035,7 @@
         </w:trPr>
         <w:tc>
           <w:tcPr>
-            <w:tcW w:w="1133" w:type="dxa"/>
+            <w:tcW w:w="1132" w:type="dxa"/>
             <w:tcBorders>
               <w:top w:val="single" w:sz="8" w:space="0" w:color="000000"/>
               <w:start w:val="single" w:sz="8" w:space="0" w:color="000000"/>
@@ -3065,7 +3065,7 @@
         </w:tc>
         <w:tc>
           <w:tcPr>
-            <w:tcW w:w="1985" w:type="dxa"/>
+            <w:tcW w:w="1986" w:type="dxa"/>
             <w:tcBorders>
               <w:top w:val="single" w:sz="8" w:space="0" w:color="000000"/>
               <w:start w:val="single" w:sz="8" w:space="0" w:color="000000"/>
@@ -3095,7 +3095,7 @@
         </w:tc>
         <w:tc>
           <w:tcPr>
-            <w:tcW w:w="1983" w:type="dxa"/>
+            <w:tcW w:w="1982" w:type="dxa"/>
             <w:tcBorders>
               <w:top w:val="single" w:sz="8" w:space="0" w:color="000000"/>
               <w:start w:val="single" w:sz="8" w:space="0" w:color="000000"/>
@@ -3125,7 +3125,7 @@
         </w:tc>
         <w:tc>
           <w:tcPr>
-            <w:tcW w:w="1985" w:type="dxa"/>
+            <w:tcW w:w="1986" w:type="dxa"/>
             <w:tcBorders>
               <w:top w:val="single" w:sz="8" w:space="0" w:color="000000"/>
               <w:start w:val="single" w:sz="8" w:space="0" w:color="000000"/>
@@ -3191,7 +3191,7 @@
         </w:trPr>
         <w:tc>
           <w:tcPr>
-            <w:tcW w:w="1133" w:type="dxa"/>
+            <w:tcW w:w="1132" w:type="dxa"/>
             <w:tcBorders>
               <w:top w:val="single" w:sz="8" w:space="0" w:color="000000"/>
               <w:start w:val="single" w:sz="8" w:space="0" w:color="000000"/>
@@ -3220,57 +3220,57 @@
         </w:tc>
         <w:tc>
           <w:tcPr>
-            <w:tcW w:w="1985" w:type="dxa"/>
-            <w:tcBorders>
-              <w:top w:val="single" w:sz="8" w:space="0" w:color="000000"/>
-              <w:start w:val="single" w:sz="8" w:space="0" w:color="000000"/>
-              <w:bottom w:val="single" w:sz="8" w:space="0" w:color="000000"/>
-              <w:end w:val="single" w:sz="8" w:space="0" w:color="000000"/>
-            </w:tcBorders>
-          </w:tcPr>
-          <w:p>
-            <w:pPr>
-              <w:pStyle w:val="Normal"/>
-              <w:keepNext w:val="true"/>
-              <w:bidi w:val="0"/>
-              <w:spacing w:lineRule="auto" w:line="240" w:before="0" w:after="0"/>
-              <w:ind w:hanging="0"/>
-              <w:jc w:val="start"/>
-              <w:rPr/>
-            </w:pPr>
-            <w:r>
-              <w:rPr/>
-            </w:r>
-          </w:p>
-        </w:tc>
-        <w:tc>
-          <w:tcPr>
-            <w:tcW w:w="1983" w:type="dxa"/>
-            <w:tcBorders>
-              <w:top w:val="single" w:sz="8" w:space="0" w:color="000000"/>
-              <w:start w:val="single" w:sz="8" w:space="0" w:color="000000"/>
-              <w:bottom w:val="single" w:sz="8" w:space="0" w:color="000000"/>
-              <w:end w:val="single" w:sz="8" w:space="0" w:color="000000"/>
-            </w:tcBorders>
-          </w:tcPr>
-          <w:p>
-            <w:pPr>
-              <w:pStyle w:val="Normal"/>
-              <w:keepNext w:val="true"/>
-              <w:bidi w:val="0"/>
-              <w:spacing w:lineRule="auto" w:line="240" w:before="0" w:after="0"/>
-              <w:ind w:hanging="0"/>
-              <w:jc w:val="start"/>
-              <w:rPr/>
-            </w:pPr>
-            <w:r>
-              <w:rPr/>
-            </w:r>
-          </w:p>
-        </w:tc>
-        <w:tc>
-          <w:tcPr>
-            <w:tcW w:w="1985" w:type="dxa"/>
+            <w:tcW w:w="1986" w:type="dxa"/>
+            <w:tcBorders>
+              <w:top w:val="single" w:sz="8" w:space="0" w:color="000000"/>
+              <w:start w:val="single" w:sz="8" w:space="0" w:color="000000"/>
+              <w:bottom w:val="single" w:sz="8" w:space="0" w:color="000000"/>
+              <w:end w:val="single" w:sz="8" w:space="0" w:color="000000"/>
+            </w:tcBorders>
+          </w:tcPr>
+          <w:p>
+            <w:pPr>
+              <w:pStyle w:val="Normal"/>
+              <w:keepNext w:val="true"/>
+              <w:bidi w:val="0"/>
+              <w:spacing w:lineRule="auto" w:line="240" w:before="0" w:after="0"/>
+              <w:ind w:hanging="0"/>
+              <w:jc w:val="start"/>
+              <w:rPr/>
+            </w:pPr>
+            <w:r>
+              <w:rPr/>
+            </w:r>
+          </w:p>
+        </w:tc>
+        <w:tc>
+          <w:tcPr>
+            <w:tcW w:w="1982" w:type="dxa"/>
+            <w:tcBorders>
+              <w:top w:val="single" w:sz="8" w:space="0" w:color="000000"/>
+              <w:start w:val="single" w:sz="8" w:space="0" w:color="000000"/>
+              <w:bottom w:val="single" w:sz="8" w:space="0" w:color="000000"/>
+              <w:end w:val="single" w:sz="8" w:space="0" w:color="000000"/>
+            </w:tcBorders>
+          </w:tcPr>
+          <w:p>
+            <w:pPr>
+              <w:pStyle w:val="Normal"/>
+              <w:keepNext w:val="true"/>
+              <w:bidi w:val="0"/>
+              <w:spacing w:lineRule="auto" w:line="240" w:before="0" w:after="0"/>
+              <w:ind w:hanging="0"/>
+              <w:jc w:val="start"/>
+              <w:rPr/>
+            </w:pPr>
+            <w:r>
+              <w:rPr/>
+            </w:r>
+          </w:p>
+        </w:tc>
+        <w:tc>
+          <w:tcPr>
+            <w:tcW w:w="1986" w:type="dxa"/>
             <w:tcBorders>
               <w:top w:val="single" w:sz="8" w:space="0" w:color="000000"/>
               <w:start w:val="single" w:sz="8" w:space="0" w:color="000000"/>
@@ -3326,7 +3326,7 @@
         </w:trPr>
         <w:tc>
           <w:tcPr>
-            <w:tcW w:w="1133" w:type="dxa"/>
+            <w:tcW w:w="1132" w:type="dxa"/>
             <w:tcBorders>
               <w:top w:val="single" w:sz="8" w:space="0" w:color="000000"/>
               <w:start w:val="single" w:sz="8" w:space="0" w:color="000000"/>
@@ -3355,57 +3355,57 @@
         </w:tc>
         <w:tc>
           <w:tcPr>
-            <w:tcW w:w="1985" w:type="dxa"/>
-            <w:tcBorders>
-              <w:top w:val="single" w:sz="8" w:space="0" w:color="000000"/>
-              <w:start w:val="single" w:sz="8" w:space="0" w:color="000000"/>
-              <w:bottom w:val="single" w:sz="8" w:space="0" w:color="000000"/>
-              <w:end w:val="single" w:sz="8" w:space="0" w:color="000000"/>
-            </w:tcBorders>
-          </w:tcPr>
-          <w:p>
-            <w:pPr>
-              <w:pStyle w:val="Normal"/>
-              <w:keepNext w:val="true"/>
-              <w:bidi w:val="0"/>
-              <w:spacing w:lineRule="auto" w:line="240" w:before="0" w:after="0"/>
-              <w:ind w:hanging="0"/>
-              <w:jc w:val="start"/>
-              <w:rPr/>
-            </w:pPr>
-            <w:r>
-              <w:rPr/>
-            </w:r>
-          </w:p>
-        </w:tc>
-        <w:tc>
-          <w:tcPr>
-            <w:tcW w:w="1983" w:type="dxa"/>
-            <w:tcBorders>
-              <w:top w:val="single" w:sz="8" w:space="0" w:color="000000"/>
-              <w:start w:val="single" w:sz="8" w:space="0" w:color="000000"/>
-              <w:bottom w:val="single" w:sz="8" w:space="0" w:color="000000"/>
-              <w:end w:val="single" w:sz="8" w:space="0" w:color="000000"/>
-            </w:tcBorders>
-          </w:tcPr>
-          <w:p>
-            <w:pPr>
-              <w:pStyle w:val="Normal"/>
-              <w:keepNext w:val="true"/>
-              <w:bidi w:val="0"/>
-              <w:spacing w:lineRule="auto" w:line="240" w:before="0" w:after="0"/>
-              <w:ind w:hanging="0"/>
-              <w:jc w:val="start"/>
-              <w:rPr/>
-            </w:pPr>
-            <w:r>
-              <w:rPr/>
-            </w:r>
-          </w:p>
-        </w:tc>
-        <w:tc>
-          <w:tcPr>
-            <w:tcW w:w="1985" w:type="dxa"/>
+            <w:tcW w:w="1986" w:type="dxa"/>
+            <w:tcBorders>
+              <w:top w:val="single" w:sz="8" w:space="0" w:color="000000"/>
+              <w:start w:val="single" w:sz="8" w:space="0" w:color="000000"/>
+              <w:bottom w:val="single" w:sz="8" w:space="0" w:color="000000"/>
+              <w:end w:val="single" w:sz="8" w:space="0" w:color="000000"/>
+            </w:tcBorders>
+          </w:tcPr>
+          <w:p>
+            <w:pPr>
+              <w:pStyle w:val="Normal"/>
+              <w:keepNext w:val="true"/>
+              <w:bidi w:val="0"/>
+              <w:spacing w:lineRule="auto" w:line="240" w:before="0" w:after="0"/>
+              <w:ind w:hanging="0"/>
+              <w:jc w:val="start"/>
+              <w:rPr/>
+            </w:pPr>
+            <w:r>
+              <w:rPr/>
+            </w:r>
+          </w:p>
+        </w:tc>
+        <w:tc>
+          <w:tcPr>
+            <w:tcW w:w="1982" w:type="dxa"/>
+            <w:tcBorders>
+              <w:top w:val="single" w:sz="8" w:space="0" w:color="000000"/>
+              <w:start w:val="single" w:sz="8" w:space="0" w:color="000000"/>
+              <w:bottom w:val="single" w:sz="8" w:space="0" w:color="000000"/>
+              <w:end w:val="single" w:sz="8" w:space="0" w:color="000000"/>
+            </w:tcBorders>
+          </w:tcPr>
+          <w:p>
+            <w:pPr>
+              <w:pStyle w:val="Normal"/>
+              <w:keepNext w:val="true"/>
+              <w:bidi w:val="0"/>
+              <w:spacing w:lineRule="auto" w:line="240" w:before="0" w:after="0"/>
+              <w:ind w:hanging="0"/>
+              <w:jc w:val="start"/>
+              <w:rPr/>
+            </w:pPr>
+            <w:r>
+              <w:rPr/>
+            </w:r>
+          </w:p>
+        </w:tc>
+        <w:tc>
+          <w:tcPr>
+            <w:tcW w:w="1986" w:type="dxa"/>
             <w:tcBorders>
               <w:top w:val="single" w:sz="8" w:space="0" w:color="000000"/>
               <w:start w:val="single" w:sz="8" w:space="0" w:color="000000"/>
@@ -3461,7 +3461,7 @@
         </w:trPr>
         <w:tc>
           <w:tcPr>
-            <w:tcW w:w="1133" w:type="dxa"/>
+            <w:tcW w:w="1132" w:type="dxa"/>
             <w:tcBorders>
               <w:top w:val="single" w:sz="8" w:space="0" w:color="000000"/>
               <w:start w:val="single" w:sz="8" w:space="0" w:color="000000"/>
@@ -3490,57 +3490,57 @@
         </w:tc>
         <w:tc>
           <w:tcPr>
-            <w:tcW w:w="1985" w:type="dxa"/>
-            <w:tcBorders>
-              <w:top w:val="single" w:sz="8" w:space="0" w:color="000000"/>
-              <w:start w:val="single" w:sz="8" w:space="0" w:color="000000"/>
-              <w:bottom w:val="single" w:sz="8" w:space="0" w:color="000000"/>
-              <w:end w:val="single" w:sz="8" w:space="0" w:color="000000"/>
-            </w:tcBorders>
-          </w:tcPr>
-          <w:p>
-            <w:pPr>
-              <w:pStyle w:val="Normal"/>
-              <w:keepNext w:val="true"/>
-              <w:bidi w:val="0"/>
-              <w:spacing w:lineRule="auto" w:line="240" w:before="0" w:after="0"/>
-              <w:ind w:hanging="0"/>
-              <w:jc w:val="start"/>
-              <w:rPr/>
-            </w:pPr>
-            <w:r>
-              <w:rPr/>
-            </w:r>
-          </w:p>
-        </w:tc>
-        <w:tc>
-          <w:tcPr>
-            <w:tcW w:w="1983" w:type="dxa"/>
-            <w:tcBorders>
-              <w:top w:val="single" w:sz="8" w:space="0" w:color="000000"/>
-              <w:start w:val="single" w:sz="8" w:space="0" w:color="000000"/>
-              <w:bottom w:val="single" w:sz="8" w:space="0" w:color="000000"/>
-              <w:end w:val="single" w:sz="8" w:space="0" w:color="000000"/>
-            </w:tcBorders>
-          </w:tcPr>
-          <w:p>
-            <w:pPr>
-              <w:pStyle w:val="Normal"/>
-              <w:keepNext w:val="true"/>
-              <w:bidi w:val="0"/>
-              <w:spacing w:lineRule="auto" w:line="240" w:before="0" w:after="0"/>
-              <w:ind w:hanging="0"/>
-              <w:jc w:val="start"/>
-              <w:rPr/>
-            </w:pPr>
-            <w:r>
-              <w:rPr/>
-            </w:r>
-          </w:p>
-        </w:tc>
-        <w:tc>
-          <w:tcPr>
-            <w:tcW w:w="1985" w:type="dxa"/>
+            <w:tcW w:w="1986" w:type="dxa"/>
+            <w:tcBorders>
+              <w:top w:val="single" w:sz="8" w:space="0" w:color="000000"/>
+              <w:start w:val="single" w:sz="8" w:space="0" w:color="000000"/>
+              <w:bottom w:val="single" w:sz="8" w:space="0" w:color="000000"/>
+              <w:end w:val="single" w:sz="8" w:space="0" w:color="000000"/>
+            </w:tcBorders>
+          </w:tcPr>
+          <w:p>
+            <w:pPr>
+              <w:pStyle w:val="Normal"/>
+              <w:keepNext w:val="true"/>
+              <w:bidi w:val="0"/>
+              <w:spacing w:lineRule="auto" w:line="240" w:before="0" w:after="0"/>
+              <w:ind w:hanging="0"/>
+              <w:jc w:val="start"/>
+              <w:rPr/>
+            </w:pPr>
+            <w:r>
+              <w:rPr/>
+            </w:r>
+          </w:p>
+        </w:tc>
+        <w:tc>
+          <w:tcPr>
+            <w:tcW w:w="1982" w:type="dxa"/>
+            <w:tcBorders>
+              <w:top w:val="single" w:sz="8" w:space="0" w:color="000000"/>
+              <w:start w:val="single" w:sz="8" w:space="0" w:color="000000"/>
+              <w:bottom w:val="single" w:sz="8" w:space="0" w:color="000000"/>
+              <w:end w:val="single" w:sz="8" w:space="0" w:color="000000"/>
+            </w:tcBorders>
+          </w:tcPr>
+          <w:p>
+            <w:pPr>
+              <w:pStyle w:val="Normal"/>
+              <w:keepNext w:val="true"/>
+              <w:bidi w:val="0"/>
+              <w:spacing w:lineRule="auto" w:line="240" w:before="0" w:after="0"/>
+              <w:ind w:hanging="0"/>
+              <w:jc w:val="start"/>
+              <w:rPr/>
+            </w:pPr>
+            <w:r>
+              <w:rPr/>
+            </w:r>
+          </w:p>
+        </w:tc>
+        <w:tc>
+          <w:tcPr>
+            <w:tcW w:w="1986" w:type="dxa"/>
             <w:tcBorders>
               <w:top w:val="single" w:sz="8" w:space="0" w:color="000000"/>
               <w:start w:val="single" w:sz="8" w:space="0" w:color="000000"/>
@@ -3596,7 +3596,7 @@
         </w:trPr>
         <w:tc>
           <w:tcPr>
-            <w:tcW w:w="1133" w:type="dxa"/>
+            <w:tcW w:w="1132" w:type="dxa"/>
             <w:tcBorders>
               <w:top w:val="single" w:sz="8" w:space="0" w:color="000000"/>
               <w:start w:val="single" w:sz="8" w:space="0" w:color="000000"/>
@@ -3625,57 +3625,57 @@
         </w:tc>
         <w:tc>
           <w:tcPr>
-            <w:tcW w:w="1985" w:type="dxa"/>
-            <w:tcBorders>
-              <w:top w:val="single" w:sz="8" w:space="0" w:color="000000"/>
-              <w:start w:val="single" w:sz="8" w:space="0" w:color="000000"/>
-              <w:bottom w:val="single" w:sz="8" w:space="0" w:color="000000"/>
-              <w:end w:val="single" w:sz="8" w:space="0" w:color="000000"/>
-            </w:tcBorders>
-          </w:tcPr>
-          <w:p>
-            <w:pPr>
-              <w:pStyle w:val="Normal"/>
-              <w:keepNext w:val="true"/>
-              <w:bidi w:val="0"/>
-              <w:spacing w:lineRule="auto" w:line="240" w:before="0" w:after="0"/>
-              <w:ind w:hanging="0"/>
-              <w:jc w:val="start"/>
-              <w:rPr/>
-            </w:pPr>
-            <w:r>
-              <w:rPr/>
-            </w:r>
-          </w:p>
-        </w:tc>
-        <w:tc>
-          <w:tcPr>
-            <w:tcW w:w="1983" w:type="dxa"/>
-            <w:tcBorders>
-              <w:top w:val="single" w:sz="8" w:space="0" w:color="000000"/>
-              <w:start w:val="single" w:sz="8" w:space="0" w:color="000000"/>
-              <w:bottom w:val="single" w:sz="8" w:space="0" w:color="000000"/>
-              <w:end w:val="single" w:sz="8" w:space="0" w:color="000000"/>
-            </w:tcBorders>
-          </w:tcPr>
-          <w:p>
-            <w:pPr>
-              <w:pStyle w:val="Normal"/>
-              <w:keepNext w:val="true"/>
-              <w:bidi w:val="0"/>
-              <w:spacing w:lineRule="auto" w:line="240" w:before="0" w:after="0"/>
-              <w:ind w:hanging="0"/>
-              <w:jc w:val="start"/>
-              <w:rPr/>
-            </w:pPr>
-            <w:r>
-              <w:rPr/>
-            </w:r>
-          </w:p>
-        </w:tc>
-        <w:tc>
-          <w:tcPr>
-            <w:tcW w:w="1985" w:type="dxa"/>
+            <w:tcW w:w="1986" w:type="dxa"/>
+            <w:tcBorders>
+              <w:top w:val="single" w:sz="8" w:space="0" w:color="000000"/>
+              <w:start w:val="single" w:sz="8" w:space="0" w:color="000000"/>
+              <w:bottom w:val="single" w:sz="8" w:space="0" w:color="000000"/>
+              <w:end w:val="single" w:sz="8" w:space="0" w:color="000000"/>
+            </w:tcBorders>
+          </w:tcPr>
+          <w:p>
+            <w:pPr>
+              <w:pStyle w:val="Normal"/>
+              <w:keepNext w:val="true"/>
+              <w:bidi w:val="0"/>
+              <w:spacing w:lineRule="auto" w:line="240" w:before="0" w:after="0"/>
+              <w:ind w:hanging="0"/>
+              <w:jc w:val="start"/>
+              <w:rPr/>
+            </w:pPr>
+            <w:r>
+              <w:rPr/>
+            </w:r>
+          </w:p>
+        </w:tc>
+        <w:tc>
+          <w:tcPr>
+            <w:tcW w:w="1982" w:type="dxa"/>
+            <w:tcBorders>
+              <w:top w:val="single" w:sz="8" w:space="0" w:color="000000"/>
+              <w:start w:val="single" w:sz="8" w:space="0" w:color="000000"/>
+              <w:bottom w:val="single" w:sz="8" w:space="0" w:color="000000"/>
+              <w:end w:val="single" w:sz="8" w:space="0" w:color="000000"/>
+            </w:tcBorders>
+          </w:tcPr>
+          <w:p>
+            <w:pPr>
+              <w:pStyle w:val="Normal"/>
+              <w:keepNext w:val="true"/>
+              <w:bidi w:val="0"/>
+              <w:spacing w:lineRule="auto" w:line="240" w:before="0" w:after="0"/>
+              <w:ind w:hanging="0"/>
+              <w:jc w:val="start"/>
+              <w:rPr/>
+            </w:pPr>
+            <w:r>
+              <w:rPr/>
+            </w:r>
+          </w:p>
+        </w:tc>
+        <w:tc>
+          <w:tcPr>
+            <w:tcW w:w="1986" w:type="dxa"/>
             <w:tcBorders>
               <w:top w:val="single" w:sz="8" w:space="0" w:color="000000"/>
               <w:start w:val="single" w:sz="8" w:space="0" w:color="000000"/>
@@ -3731,7 +3731,7 @@
         </w:trPr>
         <w:tc>
           <w:tcPr>
-            <w:tcW w:w="1133" w:type="dxa"/>
+            <w:tcW w:w="1132" w:type="dxa"/>
             <w:tcBorders>
               <w:top w:val="single" w:sz="8" w:space="0" w:color="000000"/>
               <w:start w:val="single" w:sz="8" w:space="0" w:color="000000"/>
@@ -3759,55 +3759,55 @@
         </w:tc>
         <w:tc>
           <w:tcPr>
-            <w:tcW w:w="1985" w:type="dxa"/>
-            <w:tcBorders>
-              <w:top w:val="single" w:sz="8" w:space="0" w:color="000000"/>
-              <w:start w:val="single" w:sz="8" w:space="0" w:color="000000"/>
-              <w:bottom w:val="single" w:sz="8" w:space="0" w:color="000000"/>
-              <w:end w:val="single" w:sz="8" w:space="0" w:color="000000"/>
-            </w:tcBorders>
-          </w:tcPr>
-          <w:p>
-            <w:pPr>
-              <w:pStyle w:val="Normal"/>
-              <w:bidi w:val="0"/>
-              <w:spacing w:lineRule="auto" w:line="240" w:before="0" w:after="0"/>
-              <w:ind w:hanging="0"/>
-              <w:jc w:val="start"/>
-              <w:rPr/>
-            </w:pPr>
-            <w:r>
-              <w:rPr/>
-            </w:r>
-          </w:p>
-        </w:tc>
-        <w:tc>
-          <w:tcPr>
-            <w:tcW w:w="1983" w:type="dxa"/>
-            <w:tcBorders>
-              <w:top w:val="single" w:sz="8" w:space="0" w:color="000000"/>
-              <w:start w:val="single" w:sz="8" w:space="0" w:color="000000"/>
-              <w:bottom w:val="single" w:sz="8" w:space="0" w:color="000000"/>
-              <w:end w:val="single" w:sz="8" w:space="0" w:color="000000"/>
-            </w:tcBorders>
-          </w:tcPr>
-          <w:p>
-            <w:pPr>
-              <w:pStyle w:val="Normal"/>
-              <w:bidi w:val="0"/>
-              <w:spacing w:lineRule="auto" w:line="240" w:before="0" w:after="0"/>
-              <w:ind w:hanging="0"/>
-              <w:jc w:val="start"/>
-              <w:rPr/>
-            </w:pPr>
-            <w:r>
-              <w:rPr/>
-            </w:r>
-          </w:p>
-        </w:tc>
-        <w:tc>
-          <w:tcPr>
-            <w:tcW w:w="1985" w:type="dxa"/>
+            <w:tcW w:w="1986" w:type="dxa"/>
+            <w:tcBorders>
+              <w:top w:val="single" w:sz="8" w:space="0" w:color="000000"/>
+              <w:start w:val="single" w:sz="8" w:space="0" w:color="000000"/>
+              <w:bottom w:val="single" w:sz="8" w:space="0" w:color="000000"/>
+              <w:end w:val="single" w:sz="8" w:space="0" w:color="000000"/>
+            </w:tcBorders>
+          </w:tcPr>
+          <w:p>
+            <w:pPr>
+              <w:pStyle w:val="Normal"/>
+              <w:bidi w:val="0"/>
+              <w:spacing w:lineRule="auto" w:line="240" w:before="0" w:after="0"/>
+              <w:ind w:hanging="0"/>
+              <w:jc w:val="start"/>
+              <w:rPr/>
+            </w:pPr>
+            <w:r>
+              <w:rPr/>
+            </w:r>
+          </w:p>
+        </w:tc>
+        <w:tc>
+          <w:tcPr>
+            <w:tcW w:w="1982" w:type="dxa"/>
+            <w:tcBorders>
+              <w:top w:val="single" w:sz="8" w:space="0" w:color="000000"/>
+              <w:start w:val="single" w:sz="8" w:space="0" w:color="000000"/>
+              <w:bottom w:val="single" w:sz="8" w:space="0" w:color="000000"/>
+              <w:end w:val="single" w:sz="8" w:space="0" w:color="000000"/>
+            </w:tcBorders>
+          </w:tcPr>
+          <w:p>
+            <w:pPr>
+              <w:pStyle w:val="Normal"/>
+              <w:bidi w:val="0"/>
+              <w:spacing w:lineRule="auto" w:line="240" w:before="0" w:after="0"/>
+              <w:ind w:hanging="0"/>
+              <w:jc w:val="start"/>
+              <w:rPr/>
+            </w:pPr>
+            <w:r>
+              <w:rPr/>
+            </w:r>
+          </w:p>
+        </w:tc>
+        <w:tc>
+          <w:tcPr>
+            <w:tcW w:w="1986" w:type="dxa"/>
             <w:tcBorders>
               <w:top w:val="single" w:sz="8" w:space="0" w:color="000000"/>
               <w:start w:val="single" w:sz="8" w:space="0" w:color="000000"/>
@@ -4335,7 +4335,792 @@
         <w:spacing w:before="320" w:after="120"/>
         <w:ind w:hanging="0"/>
         <w:jc w:val="start"/>
-        <w:rPr/>
+        <w:rPr>
+          <w:rFonts w:ascii="Times New Roman" w:hAnsi="Times New Roman"/>
+          <w:b/>
+          <w:sz w:val="28"/>
+        </w:rPr>
+      </w:pPr>
+      <w:r>
+        <w:rPr>
+          <w:rFonts w:ascii="Times New Roman" w:hAnsi="Times New Roman"/>
+          <w:b/>
+          <w:sz w:val="28"/>
+        </w:rPr>
+      </w:r>
+    </w:p>
+    <w:tbl>
+      <w:tblPr>
+        <w:tblW w:w="9090" w:type="dxa"/>
+        <w:jc w:val="start"/>
+        <w:tblInd w:w="0" w:type="dxa"/>
+        <w:tblLayout w:type="fixed"/>
+        <w:tblCellMar>
+          <w:top w:w="28" w:type="dxa"/>
+          <w:start w:w="28" w:type="dxa"/>
+          <w:bottom w:w="28" w:type="dxa"/>
+          <w:end w:w="28" w:type="dxa"/>
+        </w:tblCellMar>
+      </w:tblPr>
+      <w:tblGrid>
+        <w:gridCol w:w="1980"/>
+        <w:gridCol w:w="3960"/>
+        <w:gridCol w:w="3150"/>
+      </w:tblGrid>
+      <w:tr>
+        <w:trPr>
+          <w:tblHeader w:val="true"/>
+        </w:trPr>
+        <w:tc>
+          <w:tcPr>
+            <w:tcW w:w="1980" w:type="dxa"/>
+            <w:tcBorders/>
+            <w:vAlign w:val="center"/>
+          </w:tcPr>
+          <w:p>
+            <w:pPr>
+              <w:pStyle w:val="Style18"/>
+              <w:rPr/>
+            </w:pPr>
+            <w:r>
+              <w:rPr/>
+              <w:t>Строка</w:t>
+            </w:r>
+          </w:p>
+        </w:tc>
+        <w:tc>
+          <w:tcPr>
+            <w:tcW w:w="3960" w:type="dxa"/>
+            <w:tcBorders/>
+            <w:vAlign w:val="center"/>
+          </w:tcPr>
+          <w:p>
+            <w:pPr>
+              <w:pStyle w:val="Style18"/>
+              <w:rPr/>
+            </w:pPr>
+            <w:r>
+              <w:rPr/>
+              <w:t>Кто это</w:t>
+            </w:r>
+          </w:p>
+        </w:tc>
+        <w:tc>
+          <w:tcPr>
+            <w:tcW w:w="3150" w:type="dxa"/>
+            <w:tcBorders/>
+            <w:vAlign w:val="center"/>
+          </w:tcPr>
+          <w:p>
+            <w:pPr>
+              <w:pStyle w:val="Style18"/>
+              <w:rPr/>
+            </w:pPr>
+            <w:r>
+              <w:rPr/>
+              <w:t>Как отличить</w:t>
+            </w:r>
+          </w:p>
+        </w:tc>
+      </w:tr>
+      <w:tr>
+        <w:trPr/>
+        <w:tc>
+          <w:tcPr>
+            <w:tcW w:w="1980" w:type="dxa"/>
+            <w:tcBorders/>
+            <w:vAlign w:val="center"/>
+          </w:tcPr>
+          <w:p>
+            <w:pPr>
+              <w:pStyle w:val="Style17"/>
+              <w:rPr/>
+            </w:pPr>
+            <w:r>
+              <w:rPr/>
+              <w:t>Основной пользователь</w:t>
+            </w:r>
+          </w:p>
+        </w:tc>
+        <w:tc>
+          <w:tcPr>
+            <w:tcW w:w="3960" w:type="dxa"/>
+            <w:tcBorders/>
+            <w:vAlign w:val="center"/>
+          </w:tcPr>
+          <w:p>
+            <w:pPr>
+              <w:pStyle w:val="Style17"/>
+              <w:rPr/>
+            </w:pPr>
+            <w:r>
+              <w:rPr/>
+              <w:t>Тот, ради чьей задачи продукт делается</w:t>
+            </w:r>
+          </w:p>
+        </w:tc>
+        <w:tc>
+          <w:tcPr>
+            <w:tcW w:w="3150" w:type="dxa"/>
+            <w:tcBorders/>
+            <w:vAlign w:val="center"/>
+          </w:tcPr>
+          <w:p>
+            <w:pPr>
+              <w:pStyle w:val="Style17"/>
+              <w:rPr/>
+            </w:pPr>
+            <w:r>
+              <w:rPr/>
+              <w:t>Если он перестанет пользоваться, продукт теряет смысл</w:t>
+            </w:r>
+          </w:p>
+        </w:tc>
+      </w:tr>
+      <w:tr>
+        <w:trPr/>
+        <w:tc>
+          <w:tcPr>
+            <w:tcW w:w="1980" w:type="dxa"/>
+            <w:tcBorders/>
+            <w:vAlign w:val="center"/>
+          </w:tcPr>
+          <w:p>
+            <w:pPr>
+              <w:pStyle w:val="Style17"/>
+              <w:rPr/>
+            </w:pPr>
+            <w:r>
+              <w:rPr/>
+              <w:t>Вторичный пользователь</w:t>
+            </w:r>
+          </w:p>
+        </w:tc>
+        <w:tc>
+          <w:tcPr>
+            <w:tcW w:w="3960" w:type="dxa"/>
+            <w:tcBorders/>
+            <w:vAlign w:val="center"/>
+          </w:tcPr>
+          <w:p>
+            <w:pPr>
+              <w:pStyle w:val="Style17"/>
+              <w:rPr/>
+            </w:pPr>
+            <w:r>
+              <w:rPr/>
+              <w:t>Тоже работает с продуктом, но обслуживает основного или решает побочную задачу</w:t>
+            </w:r>
+          </w:p>
+        </w:tc>
+        <w:tc>
+          <w:tcPr>
+            <w:tcW w:w="3150" w:type="dxa"/>
+            <w:tcBorders/>
+            <w:vAlign w:val="center"/>
+          </w:tcPr>
+          <w:p>
+            <w:pPr>
+              <w:pStyle w:val="Style17"/>
+              <w:rPr/>
+            </w:pPr>
+            <w:r>
+              <w:rPr/>
+              <w:t>Работает в системе, но продукт делается не ради него</w:t>
+            </w:r>
+          </w:p>
+        </w:tc>
+      </w:tr>
+      <w:tr>
+        <w:trPr/>
+        <w:tc>
+          <w:tcPr>
+            <w:tcW w:w="1980" w:type="dxa"/>
+            <w:tcBorders/>
+            <w:vAlign w:val="center"/>
+          </w:tcPr>
+          <w:p>
+            <w:pPr>
+              <w:pStyle w:val="Style17"/>
+              <w:rPr/>
+            </w:pPr>
+            <w:r>
+              <w:rPr/>
+              <w:t>Заказчик</w:t>
+            </w:r>
+          </w:p>
+        </w:tc>
+        <w:tc>
+          <w:tcPr>
+            <w:tcW w:w="3960" w:type="dxa"/>
+            <w:tcBorders/>
+            <w:vAlign w:val="center"/>
+          </w:tcPr>
+          <w:p>
+            <w:pPr>
+              <w:pStyle w:val="Style17"/>
+              <w:rPr/>
+            </w:pPr>
+            <w:r>
+              <w:rPr/>
+              <w:t>Владелец результата проекта: тот, кто решает, нужен ли продукт, и теряет, если его не будет. Так он определён в ГОСТ Р 54869-2011, раздел 4</w:t>
+            </w:r>
+          </w:p>
+        </w:tc>
+        <w:tc>
+          <w:tcPr>
+            <w:tcW w:w="3150" w:type="dxa"/>
+            <w:tcBorders/>
+            <w:vAlign w:val="center"/>
+          </w:tcPr>
+          <w:p>
+            <w:pPr>
+              <w:pStyle w:val="Style17"/>
+              <w:rPr/>
+            </w:pPr>
+            <w:r>
+              <w:rPr/>
+              <w:t>Может вообще не пользоваться продуктом</w:t>
+            </w:r>
+          </w:p>
+        </w:tc>
+      </w:tr>
+      <w:tr>
+        <w:trPr/>
+        <w:tc>
+          <w:tcPr>
+            <w:tcW w:w="1980" w:type="dxa"/>
+            <w:tcBorders/>
+            <w:vAlign w:val="center"/>
+          </w:tcPr>
+          <w:p>
+            <w:pPr>
+              <w:pStyle w:val="Style17"/>
+              <w:rPr/>
+            </w:pPr>
+            <w:r>
+              <w:rPr/>
+              <w:t>Другие заинтересованные стороны</w:t>
+            </w:r>
+          </w:p>
+        </w:tc>
+        <w:tc>
+          <w:tcPr>
+            <w:tcW w:w="3960" w:type="dxa"/>
+            <w:tcBorders/>
+            <w:vAlign w:val="center"/>
+          </w:tcPr>
+          <w:p>
+            <w:pPr>
+              <w:pStyle w:val="Style17"/>
+              <w:rPr/>
+            </w:pPr>
+            <w:r>
+              <w:rPr/>
+              <w:t>Не пользуются и не решают, но на них продукт влияет или они могут помешать: администрация, бухгалтерия, служба безопасности</w:t>
+            </w:r>
+          </w:p>
+        </w:tc>
+        <w:tc>
+          <w:tcPr>
+            <w:tcW w:w="3150" w:type="dxa"/>
+            <w:tcBorders/>
+            <w:vAlign w:val="center"/>
+          </w:tcPr>
+          <w:p>
+            <w:pPr>
+              <w:pStyle w:val="Style17"/>
+              <w:rPr/>
+            </w:pPr>
+            <w:r>
+              <w:rPr/>
+              <w:t>Если про них забыть, проект упрётся в их запрет</w:t>
+            </w:r>
+          </w:p>
+        </w:tc>
+      </w:tr>
+    </w:tbl>
+    <w:p>
+      <w:pPr>
+        <w:pStyle w:val="BodyText"/>
+        <w:bidi w:val="0"/>
+        <w:spacing w:before="320" w:after="120"/>
+        <w:ind w:hanging="0" w:start="0" w:end="0"/>
+        <w:rPr>
+          <w:rFonts w:ascii="Times New Roman" w:hAnsi="Times New Roman"/>
+          <w:b/>
+          <w:sz w:val="28"/>
+        </w:rPr>
+      </w:pPr>
+      <w:r>
+        <w:rPr>
+          <w:rStyle w:val="Strong"/>
+          <w:rFonts w:ascii="Times New Roman" w:hAnsi="Times New Roman"/>
+          <w:b w:val="false"/>
+          <w:bCs w:val="false"/>
+          <w:sz w:val="28"/>
+        </w:rPr>
+        <w:t>Столбцы</w:t>
+      </w:r>
+      <w:r>
+        <w:rPr>
+          <w:rFonts w:ascii="Times New Roman" w:hAnsi="Times New Roman"/>
+          <w:b w:val="false"/>
+          <w:bCs w:val="false"/>
+          <w:sz w:val="28"/>
+        </w:rPr>
+        <w:t xml:space="preserve"> команда заполняет сама:</w:t>
+      </w:r>
+    </w:p>
+    <w:p>
+      <w:pPr>
+        <w:pStyle w:val="BodyText"/>
+        <w:numPr>
+          <w:ilvl w:val="0"/>
+          <w:numId w:val="1"/>
+        </w:numPr>
+        <w:tabs>
+          <w:tab w:val="clear" w:pos="709"/>
+          <w:tab w:val="left" w:pos="0" w:leader="none"/>
+        </w:tabs>
+        <w:bidi w:val="0"/>
+        <w:spacing w:before="320" w:after="0"/>
+        <w:ind w:hanging="283" w:start="709" w:end="0"/>
+        <w:rPr>
+          <w:rFonts w:ascii="Times New Roman" w:hAnsi="Times New Roman"/>
+          <w:b/>
+          <w:sz w:val="28"/>
+        </w:rPr>
+      </w:pPr>
+      <w:r>
+        <w:rPr>
+          <w:rStyle w:val="Strong"/>
+          <w:rFonts w:ascii="Times New Roman" w:hAnsi="Times New Roman"/>
+          <w:b w:val="false"/>
+          <w:bCs w:val="false"/>
+          <w:sz w:val="28"/>
+        </w:rPr>
+        <w:t>Роль относительно продукта</w:t>
+      </w:r>
+      <w:r>
+        <w:rPr>
+          <w:rFonts w:ascii="Times New Roman" w:hAnsi="Times New Roman"/>
+          <w:b w:val="false"/>
+          <w:bCs w:val="false"/>
+          <w:sz w:val="28"/>
+        </w:rPr>
+        <w:t xml:space="preserve"> — кто конкретно и что делает с продуктом: заказывает, выдаёт, согласует, платит, поставляет данные. Роль, а не категория: «студент, который заказывает обед между парами», а не «студенты». </w:t>
+      </w:r>
+    </w:p>
+    <w:p>
+      <w:pPr>
+        <w:pStyle w:val="BodyText"/>
+        <w:numPr>
+          <w:ilvl w:val="0"/>
+          <w:numId w:val="1"/>
+        </w:numPr>
+        <w:tabs>
+          <w:tab w:val="clear" w:pos="709"/>
+          <w:tab w:val="left" w:pos="0" w:leader="none"/>
+        </w:tabs>
+        <w:bidi w:val="0"/>
+        <w:spacing w:before="320" w:after="283"/>
+        <w:ind w:hanging="283" w:start="709"/>
+        <w:rPr>
+          <w:rFonts w:ascii="Times New Roman" w:hAnsi="Times New Roman"/>
+          <w:b/>
+          <w:sz w:val="28"/>
+        </w:rPr>
+      </w:pPr>
+      <w:r>
+        <w:rPr>
+          <w:rStyle w:val="Strong"/>
+          <w:rFonts w:ascii="Times New Roman" w:hAnsi="Times New Roman"/>
+          <w:b w:val="false"/>
+          <w:bCs w:val="false"/>
+          <w:sz w:val="28"/>
+        </w:rPr>
+        <w:t>Основная потребность</w:t>
+      </w:r>
+      <w:r>
+        <w:rPr>
+          <w:rFonts w:ascii="Times New Roman" w:hAnsi="Times New Roman"/>
+          <w:b w:val="false"/>
+          <w:bCs w:val="false"/>
+          <w:sz w:val="28"/>
+        </w:rPr>
+        <w:t xml:space="preserve"> — чего этот участник хочет добиться. Это не функция системы: «успеть поесть за перемену», а не «кнопка заказа». </w:t>
+      </w:r>
+    </w:p>
+    <w:p>
+      <w:pPr>
+        <w:pStyle w:val="BodyText"/>
+        <w:bidi w:val="0"/>
+        <w:spacing w:before="320" w:after="120"/>
+        <w:ind w:hanging="0" w:start="0" w:end="0"/>
+        <w:rPr>
+          <w:rFonts w:ascii="Times New Roman" w:hAnsi="Times New Roman"/>
+          <w:b/>
+          <w:sz w:val="28"/>
+        </w:rPr>
+      </w:pPr>
+      <w:r>
+        <w:rPr>
+          <w:rStyle w:val="Strong"/>
+          <w:rFonts w:ascii="Times New Roman" w:hAnsi="Times New Roman"/>
+          <w:sz w:val="28"/>
+        </w:rPr>
+        <w:t>Пример</w:t>
+      </w:r>
+      <w:r>
+        <w:rPr>
+          <w:rFonts w:ascii="Times New Roman" w:hAnsi="Times New Roman"/>
+          <w:b/>
+          <w:sz w:val="28"/>
+        </w:rPr>
+        <w:t xml:space="preserve"> —  </w:t>
+      </w:r>
+      <w:r>
+        <w:rPr>
+          <w:rFonts w:ascii="Times New Roman" w:hAnsi="Times New Roman"/>
+          <w:b/>
+          <w:sz w:val="28"/>
+        </w:rPr>
+        <w:t xml:space="preserve">проект </w:t>
+      </w:r>
+      <w:r>
+        <w:rPr>
+          <w:rFonts w:ascii="Times New Roman" w:hAnsi="Times New Roman"/>
+          <w:b/>
+          <w:sz w:val="28"/>
+        </w:rPr>
+        <w:t>«доставка еды из столовой вуза»:</w:t>
+      </w:r>
+    </w:p>
+    <w:tbl>
+      <w:tblPr>
+        <w:tblW w:w="9638" w:type="dxa"/>
+        <w:jc w:val="start"/>
+        <w:tblInd w:w="0" w:type="dxa"/>
+        <w:tblLayout w:type="fixed"/>
+        <w:tblCellMar>
+          <w:top w:w="28" w:type="dxa"/>
+          <w:start w:w="28" w:type="dxa"/>
+          <w:bottom w:w="28" w:type="dxa"/>
+          <w:end w:w="28" w:type="dxa"/>
+        </w:tblCellMar>
+      </w:tblPr>
+      <w:tblGrid>
+        <w:gridCol w:w="2158"/>
+        <w:gridCol w:w="4138"/>
+        <w:gridCol w:w="3342"/>
+      </w:tblGrid>
+      <w:tr>
+        <w:trPr>
+          <w:tblHeader w:val="true"/>
+        </w:trPr>
+        <w:tc>
+          <w:tcPr>
+            <w:tcW w:w="2158" w:type="dxa"/>
+            <w:tcBorders/>
+            <w:vAlign w:val="center"/>
+          </w:tcPr>
+          <w:p>
+            <w:pPr>
+              <w:pStyle w:val="Style18"/>
+              <w:rPr/>
+            </w:pPr>
+            <w:r>
+              <w:rPr/>
+              <w:t>Участник</w:t>
+            </w:r>
+          </w:p>
+        </w:tc>
+        <w:tc>
+          <w:tcPr>
+            <w:tcW w:w="4138" w:type="dxa"/>
+            <w:tcBorders/>
+            <w:vAlign w:val="center"/>
+          </w:tcPr>
+          <w:p>
+            <w:pPr>
+              <w:pStyle w:val="Style18"/>
+              <w:rPr/>
+            </w:pPr>
+            <w:r>
+              <w:rPr/>
+              <w:t>Роль относительно продукта</w:t>
+            </w:r>
+          </w:p>
+        </w:tc>
+        <w:tc>
+          <w:tcPr>
+            <w:tcW w:w="3342" w:type="dxa"/>
+            <w:tcBorders/>
+            <w:vAlign w:val="center"/>
+          </w:tcPr>
+          <w:p>
+            <w:pPr>
+              <w:pStyle w:val="Style18"/>
+              <w:rPr/>
+            </w:pPr>
+            <w:r>
+              <w:rPr/>
+              <w:t>Основная потребность</w:t>
+            </w:r>
+          </w:p>
+        </w:tc>
+      </w:tr>
+      <w:tr>
+        <w:trPr/>
+        <w:tc>
+          <w:tcPr>
+            <w:tcW w:w="2158" w:type="dxa"/>
+            <w:tcBorders/>
+            <w:vAlign w:val="center"/>
+          </w:tcPr>
+          <w:p>
+            <w:pPr>
+              <w:pStyle w:val="Style17"/>
+              <w:rPr/>
+            </w:pPr>
+            <w:r>
+              <w:rPr/>
+              <w:t>Основной пользователь</w:t>
+            </w:r>
+          </w:p>
+        </w:tc>
+        <w:tc>
+          <w:tcPr>
+            <w:tcW w:w="4138" w:type="dxa"/>
+            <w:tcBorders/>
+            <w:vAlign w:val="center"/>
+          </w:tcPr>
+          <w:p>
+            <w:pPr>
+              <w:pStyle w:val="Style17"/>
+              <w:rPr/>
+            </w:pPr>
+            <w:r>
+              <w:rPr/>
+              <w:t>Студент, заказывает обед заранее и забирает на перемене</w:t>
+            </w:r>
+          </w:p>
+        </w:tc>
+        <w:tc>
+          <w:tcPr>
+            <w:tcW w:w="3342" w:type="dxa"/>
+            <w:tcBorders/>
+            <w:vAlign w:val="center"/>
+          </w:tcPr>
+          <w:p>
+            <w:pPr>
+              <w:pStyle w:val="Style17"/>
+              <w:rPr/>
+            </w:pPr>
+            <w:r>
+              <w:rPr/>
+              <w:t>Поесть за перемену, не стоя в очереди</w:t>
+            </w:r>
+          </w:p>
+        </w:tc>
+      </w:tr>
+      <w:tr>
+        <w:trPr/>
+        <w:tc>
+          <w:tcPr>
+            <w:tcW w:w="2158" w:type="dxa"/>
+            <w:tcBorders/>
+            <w:vAlign w:val="center"/>
+          </w:tcPr>
+          <w:p>
+            <w:pPr>
+              <w:pStyle w:val="Style17"/>
+              <w:rPr/>
+            </w:pPr>
+            <w:r>
+              <w:rPr/>
+              <w:t>Вторичный пользователь</w:t>
+            </w:r>
+          </w:p>
+        </w:tc>
+        <w:tc>
+          <w:tcPr>
+            <w:tcW w:w="4138" w:type="dxa"/>
+            <w:tcBorders/>
+            <w:vAlign w:val="center"/>
+          </w:tcPr>
+          <w:p>
+            <w:pPr>
+              <w:pStyle w:val="Style17"/>
+              <w:rPr/>
+            </w:pPr>
+            <w:r>
+              <w:rPr/>
+              <w:t>Сотрудник столовой, собирает и выдаёт заказы</w:t>
+            </w:r>
+          </w:p>
+        </w:tc>
+        <w:tc>
+          <w:tcPr>
+            <w:tcW w:w="3342" w:type="dxa"/>
+            <w:tcBorders/>
+            <w:vAlign w:val="center"/>
+          </w:tcPr>
+          <w:p>
+            <w:pPr>
+              <w:pStyle w:val="Style17"/>
+              <w:rPr/>
+            </w:pPr>
+            <w:r>
+              <w:rPr/>
+              <w:t>Видеть заказы заранее и не путать выдачу</w:t>
+            </w:r>
+          </w:p>
+        </w:tc>
+      </w:tr>
+      <w:tr>
+        <w:trPr/>
+        <w:tc>
+          <w:tcPr>
+            <w:tcW w:w="2158" w:type="dxa"/>
+            <w:tcBorders/>
+            <w:vAlign w:val="center"/>
+          </w:tcPr>
+          <w:p>
+            <w:pPr>
+              <w:pStyle w:val="Style17"/>
+              <w:rPr/>
+            </w:pPr>
+            <w:r>
+              <w:rPr/>
+              <w:t>Заказчик</w:t>
+            </w:r>
+          </w:p>
+        </w:tc>
+        <w:tc>
+          <w:tcPr>
+            <w:tcW w:w="4138" w:type="dxa"/>
+            <w:tcBorders/>
+            <w:vAlign w:val="center"/>
+          </w:tcPr>
+          <w:p>
+            <w:pPr>
+              <w:pStyle w:val="Style17"/>
+              <w:rPr/>
+            </w:pPr>
+            <w:r>
+              <w:rPr/>
+              <w:t>Заведующий столовой, решает, запускать ли сервис</w:t>
+            </w:r>
+          </w:p>
+        </w:tc>
+        <w:tc>
+          <w:tcPr>
+            <w:tcW w:w="3342" w:type="dxa"/>
+            <w:tcBorders/>
+            <w:vAlign w:val="center"/>
+          </w:tcPr>
+          <w:p>
+            <w:pPr>
+              <w:pStyle w:val="Style17"/>
+              <w:rPr/>
+            </w:pPr>
+            <w:r>
+              <w:rPr/>
+              <w:t>Продать больше в часы пик без найма людей</w:t>
+            </w:r>
+          </w:p>
+        </w:tc>
+      </w:tr>
+      <w:tr>
+        <w:trPr/>
+        <w:tc>
+          <w:tcPr>
+            <w:tcW w:w="2158" w:type="dxa"/>
+            <w:tcBorders/>
+            <w:vAlign w:val="center"/>
+          </w:tcPr>
+          <w:p>
+            <w:pPr>
+              <w:pStyle w:val="Style17"/>
+              <w:rPr/>
+            </w:pPr>
+            <w:r>
+              <w:rPr/>
+              <w:t>Другие стороны</w:t>
+            </w:r>
+          </w:p>
+        </w:tc>
+        <w:tc>
+          <w:tcPr>
+            <w:tcW w:w="4138" w:type="dxa"/>
+            <w:tcBorders/>
+            <w:vAlign w:val="center"/>
+          </w:tcPr>
+          <w:p>
+            <w:pPr>
+              <w:pStyle w:val="Style17"/>
+              <w:rPr/>
+            </w:pPr>
+            <w:r>
+              <w:rPr/>
+              <w:t>Администрация вуза, согласует место выдачи</w:t>
+            </w:r>
+          </w:p>
+        </w:tc>
+        <w:tc>
+          <w:tcPr>
+            <w:tcW w:w="3342" w:type="dxa"/>
+            <w:tcBorders/>
+            <w:vAlign w:val="center"/>
+          </w:tcPr>
+          <w:p>
+            <w:pPr>
+              <w:pStyle w:val="Style17"/>
+              <w:rPr/>
+            </w:pPr>
+            <w:r>
+              <w:rPr/>
+              <w:t>Чтобы выдача не нарушала правила здания</w:t>
+            </w:r>
+          </w:p>
+        </w:tc>
+      </w:tr>
+    </w:tbl>
+    <w:p>
+      <w:pPr>
+        <w:pStyle w:val="Normal"/>
+        <w:bidi w:val="0"/>
+        <w:spacing w:before="320" w:after="120"/>
+        <w:ind w:hanging="0"/>
+        <w:jc w:val="start"/>
+        <w:rPr>
+          <w:rFonts w:ascii="Times New Roman" w:hAnsi="Times New Roman"/>
+          <w:b/>
+          <w:sz w:val="28"/>
+        </w:rPr>
+      </w:pPr>
+      <w:r>
+        <w:rPr>
+          <w:rFonts w:ascii="Times New Roman" w:hAnsi="Times New Roman"/>
+          <w:b/>
+          <w:sz w:val="28"/>
+        </w:rPr>
+      </w:r>
+    </w:p>
+    <w:p>
+      <w:pPr>
+        <w:pStyle w:val="Normal"/>
+        <w:bidi w:val="0"/>
+        <w:spacing w:before="320" w:after="120"/>
+        <w:ind w:hanging="0"/>
+        <w:jc w:val="start"/>
+        <w:rPr>
+          <w:rFonts w:ascii="Times New Roman" w:hAnsi="Times New Roman"/>
+          <w:b/>
+          <w:sz w:val="28"/>
+        </w:rPr>
       </w:pPr>
       <w:r>
         <w:rPr>
@@ -4361,10 +5146,10 @@
         <w:tblLook w:firstRow="1" w:noVBand="1" w:lastRow="0" w:firstColumn="1" w:lastColumn="0" w:noHBand="0" w:val="04a0"/>
       </w:tblPr>
       <w:tblGrid>
-        <w:gridCol w:w="453"/>
-        <w:gridCol w:w="3403"/>
-        <w:gridCol w:w="2154"/>
-        <w:gridCol w:w="3063"/>
+        <w:gridCol w:w="452"/>
+        <w:gridCol w:w="3404"/>
+        <w:gridCol w:w="2153"/>
+        <w:gridCol w:w="3064"/>
       </w:tblGrid>
       <w:tr>
         <w:trPr>
@@ -4373,7 +5158,7 @@
         </w:trPr>
         <w:tc>
           <w:tcPr>
-            <w:tcW w:w="453" w:type="dxa"/>
+            <w:tcW w:w="452" w:type="dxa"/>
             <w:tcBorders>
               <w:top w:val="single" w:sz="8" w:space="0" w:color="000000"/>
               <w:start w:val="single" w:sz="8" w:space="0" w:color="000000"/>
@@ -4403,7 +5188,7 @@
         </w:tc>
         <w:tc>
           <w:tcPr>
-            <w:tcW w:w="3403" w:type="dxa"/>
+            <w:tcW w:w="3404" w:type="dxa"/>
             <w:tcBorders>
               <w:top w:val="single" w:sz="8" w:space="0" w:color="000000"/>
               <w:start w:val="single" w:sz="8" w:space="0" w:color="000000"/>
@@ -4433,7 +5218,7 @@
         </w:tc>
         <w:tc>
           <w:tcPr>
-            <w:tcW w:w="2154" w:type="dxa"/>
+            <w:tcW w:w="2153" w:type="dxa"/>
             <w:tcBorders>
               <w:top w:val="single" w:sz="8" w:space="0" w:color="000000"/>
               <w:start w:val="single" w:sz="8" w:space="0" w:color="000000"/>
@@ -4463,7 +5248,7 @@
         </w:tc>
         <w:tc>
           <w:tcPr>
-            <w:tcW w:w="3063" w:type="dxa"/>
+            <w:tcW w:w="3064" w:type="dxa"/>
             <w:tcBorders>
               <w:top w:val="single" w:sz="8" w:space="0" w:color="000000"/>
               <w:start w:val="single" w:sz="8" w:space="0" w:color="000000"/>
@@ -4487,15 +5272,7 @@
                 <w:b/>
                 <w:sz w:val="24"/>
               </w:rPr>
-              <w:t xml:space="preserve">Как можно проверить достижение </w:t>
-            </w:r>
-            <w:r>
-              <w:rPr>
-                <w:rFonts w:ascii="Times New Roman" w:hAnsi="Times New Roman"/>
-                <w:b/>
-                <w:sz w:val="24"/>
-              </w:rPr>
-              <w:t>цели</w:t>
+              <w:t>Как можно проверить достижение цели</w:t>
             </w:r>
           </w:p>
         </w:tc>
@@ -4507,7 +5284,7 @@
         </w:trPr>
         <w:tc>
           <w:tcPr>
-            <w:tcW w:w="453" w:type="dxa"/>
+            <w:tcW w:w="452" w:type="dxa"/>
             <w:tcBorders>
               <w:top w:val="single" w:sz="8" w:space="0" w:color="000000"/>
               <w:start w:val="single" w:sz="8" w:space="0" w:color="000000"/>
@@ -4536,57 +5313,57 @@
         </w:tc>
         <w:tc>
           <w:tcPr>
-            <w:tcW w:w="3403" w:type="dxa"/>
-            <w:tcBorders>
-              <w:top w:val="single" w:sz="8" w:space="0" w:color="000000"/>
-              <w:start w:val="single" w:sz="8" w:space="0" w:color="000000"/>
-              <w:bottom w:val="single" w:sz="8" w:space="0" w:color="000000"/>
-              <w:end w:val="single" w:sz="8" w:space="0" w:color="000000"/>
-            </w:tcBorders>
-          </w:tcPr>
-          <w:p>
-            <w:pPr>
-              <w:pStyle w:val="Normal"/>
-              <w:keepNext w:val="true"/>
-              <w:bidi w:val="0"/>
-              <w:spacing w:lineRule="auto" w:line="240" w:before="0" w:after="0"/>
-              <w:ind w:hanging="0"/>
-              <w:jc w:val="start"/>
-              <w:rPr/>
-            </w:pPr>
-            <w:r>
-              <w:rPr/>
-            </w:r>
-          </w:p>
-        </w:tc>
-        <w:tc>
-          <w:tcPr>
-            <w:tcW w:w="2154" w:type="dxa"/>
-            <w:tcBorders>
-              <w:top w:val="single" w:sz="8" w:space="0" w:color="000000"/>
-              <w:start w:val="single" w:sz="8" w:space="0" w:color="000000"/>
-              <w:bottom w:val="single" w:sz="8" w:space="0" w:color="000000"/>
-              <w:end w:val="single" w:sz="8" w:space="0" w:color="000000"/>
-            </w:tcBorders>
-          </w:tcPr>
-          <w:p>
-            <w:pPr>
-              <w:pStyle w:val="Normal"/>
-              <w:keepNext w:val="true"/>
-              <w:bidi w:val="0"/>
-              <w:spacing w:lineRule="auto" w:line="240" w:before="0" w:after="0"/>
-              <w:ind w:hanging="0"/>
-              <w:jc w:val="start"/>
-              <w:rPr/>
-            </w:pPr>
-            <w:r>
-              <w:rPr/>
-            </w:r>
-          </w:p>
-        </w:tc>
-        <w:tc>
-          <w:tcPr>
-            <w:tcW w:w="3063" w:type="dxa"/>
+            <w:tcW w:w="3404" w:type="dxa"/>
+            <w:tcBorders>
+              <w:top w:val="single" w:sz="8" w:space="0" w:color="000000"/>
+              <w:start w:val="single" w:sz="8" w:space="0" w:color="000000"/>
+              <w:bottom w:val="single" w:sz="8" w:space="0" w:color="000000"/>
+              <w:end w:val="single" w:sz="8" w:space="0" w:color="000000"/>
+            </w:tcBorders>
+          </w:tcPr>
+          <w:p>
+            <w:pPr>
+              <w:pStyle w:val="Normal"/>
+              <w:keepNext w:val="true"/>
+              <w:bidi w:val="0"/>
+              <w:spacing w:lineRule="auto" w:line="240" w:before="0" w:after="0"/>
+              <w:ind w:hanging="0"/>
+              <w:jc w:val="start"/>
+              <w:rPr/>
+            </w:pPr>
+            <w:r>
+              <w:rPr/>
+            </w:r>
+          </w:p>
+        </w:tc>
+        <w:tc>
+          <w:tcPr>
+            <w:tcW w:w="2153" w:type="dxa"/>
+            <w:tcBorders>
+              <w:top w:val="single" w:sz="8" w:space="0" w:color="000000"/>
+              <w:start w:val="single" w:sz="8" w:space="0" w:color="000000"/>
+              <w:bottom w:val="single" w:sz="8" w:space="0" w:color="000000"/>
+              <w:end w:val="single" w:sz="8" w:space="0" w:color="000000"/>
+            </w:tcBorders>
+          </w:tcPr>
+          <w:p>
+            <w:pPr>
+              <w:pStyle w:val="Normal"/>
+              <w:keepNext w:val="true"/>
+              <w:bidi w:val="0"/>
+              <w:spacing w:lineRule="auto" w:line="240" w:before="0" w:after="0"/>
+              <w:ind w:hanging="0"/>
+              <w:jc w:val="start"/>
+              <w:rPr/>
+            </w:pPr>
+            <w:r>
+              <w:rPr/>
+            </w:r>
+          </w:p>
+        </w:tc>
+        <w:tc>
+          <w:tcPr>
+            <w:tcW w:w="3064" w:type="dxa"/>
             <w:tcBorders>
               <w:top w:val="single" w:sz="8" w:space="0" w:color="000000"/>
               <w:start w:val="single" w:sz="8" w:space="0" w:color="000000"/>
@@ -4617,7 +5394,7 @@
         </w:trPr>
         <w:tc>
           <w:tcPr>
-            <w:tcW w:w="453" w:type="dxa"/>
+            <w:tcW w:w="452" w:type="dxa"/>
             <w:tcBorders>
               <w:top w:val="single" w:sz="8" w:space="0" w:color="000000"/>
               <w:start w:val="single" w:sz="8" w:space="0" w:color="000000"/>
@@ -4646,57 +5423,57 @@
         </w:tc>
         <w:tc>
           <w:tcPr>
-            <w:tcW w:w="3403" w:type="dxa"/>
-            <w:tcBorders>
-              <w:top w:val="single" w:sz="8" w:space="0" w:color="000000"/>
-              <w:start w:val="single" w:sz="8" w:space="0" w:color="000000"/>
-              <w:bottom w:val="single" w:sz="8" w:space="0" w:color="000000"/>
-              <w:end w:val="single" w:sz="8" w:space="0" w:color="000000"/>
-            </w:tcBorders>
-          </w:tcPr>
-          <w:p>
-            <w:pPr>
-              <w:pStyle w:val="Normal"/>
-              <w:keepNext w:val="true"/>
-              <w:bidi w:val="0"/>
-              <w:spacing w:lineRule="auto" w:line="240" w:before="0" w:after="0"/>
-              <w:ind w:hanging="0"/>
-              <w:jc w:val="start"/>
-              <w:rPr/>
-            </w:pPr>
-            <w:r>
-              <w:rPr/>
-            </w:r>
-          </w:p>
-        </w:tc>
-        <w:tc>
-          <w:tcPr>
-            <w:tcW w:w="2154" w:type="dxa"/>
-            <w:tcBorders>
-              <w:top w:val="single" w:sz="8" w:space="0" w:color="000000"/>
-              <w:start w:val="single" w:sz="8" w:space="0" w:color="000000"/>
-              <w:bottom w:val="single" w:sz="8" w:space="0" w:color="000000"/>
-              <w:end w:val="single" w:sz="8" w:space="0" w:color="000000"/>
-            </w:tcBorders>
-          </w:tcPr>
-          <w:p>
-            <w:pPr>
-              <w:pStyle w:val="Normal"/>
-              <w:keepNext w:val="true"/>
-              <w:bidi w:val="0"/>
-              <w:spacing w:lineRule="auto" w:line="240" w:before="0" w:after="0"/>
-              <w:ind w:hanging="0"/>
-              <w:jc w:val="start"/>
-              <w:rPr/>
-            </w:pPr>
-            <w:r>
-              <w:rPr/>
-            </w:r>
-          </w:p>
-        </w:tc>
-        <w:tc>
-          <w:tcPr>
-            <w:tcW w:w="3063" w:type="dxa"/>
+            <w:tcW w:w="3404" w:type="dxa"/>
+            <w:tcBorders>
+              <w:top w:val="single" w:sz="8" w:space="0" w:color="000000"/>
+              <w:start w:val="single" w:sz="8" w:space="0" w:color="000000"/>
+              <w:bottom w:val="single" w:sz="8" w:space="0" w:color="000000"/>
+              <w:end w:val="single" w:sz="8" w:space="0" w:color="000000"/>
+            </w:tcBorders>
+          </w:tcPr>
+          <w:p>
+            <w:pPr>
+              <w:pStyle w:val="Normal"/>
+              <w:keepNext w:val="true"/>
+              <w:bidi w:val="0"/>
+              <w:spacing w:lineRule="auto" w:line="240" w:before="0" w:after="0"/>
+              <w:ind w:hanging="0"/>
+              <w:jc w:val="start"/>
+              <w:rPr/>
+            </w:pPr>
+            <w:r>
+              <w:rPr/>
+            </w:r>
+          </w:p>
+        </w:tc>
+        <w:tc>
+          <w:tcPr>
+            <w:tcW w:w="2153" w:type="dxa"/>
+            <w:tcBorders>
+              <w:top w:val="single" w:sz="8" w:space="0" w:color="000000"/>
+              <w:start w:val="single" w:sz="8" w:space="0" w:color="000000"/>
+              <w:bottom w:val="single" w:sz="8" w:space="0" w:color="000000"/>
+              <w:end w:val="single" w:sz="8" w:space="0" w:color="000000"/>
+            </w:tcBorders>
+          </w:tcPr>
+          <w:p>
+            <w:pPr>
+              <w:pStyle w:val="Normal"/>
+              <w:keepNext w:val="true"/>
+              <w:bidi w:val="0"/>
+              <w:spacing w:lineRule="auto" w:line="240" w:before="0" w:after="0"/>
+              <w:ind w:hanging="0"/>
+              <w:jc w:val="start"/>
+              <w:rPr/>
+            </w:pPr>
+            <w:r>
+              <w:rPr/>
+            </w:r>
+          </w:p>
+        </w:tc>
+        <w:tc>
+          <w:tcPr>
+            <w:tcW w:w="3064" w:type="dxa"/>
             <w:tcBorders>
               <w:top w:val="single" w:sz="8" w:space="0" w:color="000000"/>
               <w:start w:val="single" w:sz="8" w:space="0" w:color="000000"/>
@@ -4727,7 +5504,7 @@
         </w:trPr>
         <w:tc>
           <w:tcPr>
-            <w:tcW w:w="453" w:type="dxa"/>
+            <w:tcW w:w="452" w:type="dxa"/>
             <w:tcBorders>
               <w:top w:val="single" w:sz="8" w:space="0" w:color="000000"/>
               <w:start w:val="single" w:sz="8" w:space="0" w:color="000000"/>
@@ -4756,57 +5533,57 @@
         </w:tc>
         <w:tc>
           <w:tcPr>
-            <w:tcW w:w="3403" w:type="dxa"/>
-            <w:tcBorders>
-              <w:top w:val="single" w:sz="8" w:space="0" w:color="000000"/>
-              <w:start w:val="single" w:sz="8" w:space="0" w:color="000000"/>
-              <w:bottom w:val="single" w:sz="8" w:space="0" w:color="000000"/>
-              <w:end w:val="single" w:sz="8" w:space="0" w:color="000000"/>
-            </w:tcBorders>
-          </w:tcPr>
-          <w:p>
-            <w:pPr>
-              <w:pStyle w:val="Normal"/>
-              <w:keepNext w:val="true"/>
-              <w:bidi w:val="0"/>
-              <w:spacing w:lineRule="auto" w:line="240" w:before="0" w:after="0"/>
-              <w:ind w:hanging="0"/>
-              <w:jc w:val="start"/>
-              <w:rPr/>
-            </w:pPr>
-            <w:r>
-              <w:rPr/>
-            </w:r>
-          </w:p>
-        </w:tc>
-        <w:tc>
-          <w:tcPr>
-            <w:tcW w:w="2154" w:type="dxa"/>
-            <w:tcBorders>
-              <w:top w:val="single" w:sz="8" w:space="0" w:color="000000"/>
-              <w:start w:val="single" w:sz="8" w:space="0" w:color="000000"/>
-              <w:bottom w:val="single" w:sz="8" w:space="0" w:color="000000"/>
-              <w:end w:val="single" w:sz="8" w:space="0" w:color="000000"/>
-            </w:tcBorders>
-          </w:tcPr>
-          <w:p>
-            <w:pPr>
-              <w:pStyle w:val="Normal"/>
-              <w:keepNext w:val="true"/>
-              <w:bidi w:val="0"/>
-              <w:spacing w:lineRule="auto" w:line="240" w:before="0" w:after="0"/>
-              <w:ind w:hanging="0"/>
-              <w:jc w:val="start"/>
-              <w:rPr/>
-            </w:pPr>
-            <w:r>
-              <w:rPr/>
-            </w:r>
-          </w:p>
-        </w:tc>
-        <w:tc>
-          <w:tcPr>
-            <w:tcW w:w="3063" w:type="dxa"/>
+            <w:tcW w:w="3404" w:type="dxa"/>
+            <w:tcBorders>
+              <w:top w:val="single" w:sz="8" w:space="0" w:color="000000"/>
+              <w:start w:val="single" w:sz="8" w:space="0" w:color="000000"/>
+              <w:bottom w:val="single" w:sz="8" w:space="0" w:color="000000"/>
+              <w:end w:val="single" w:sz="8" w:space="0" w:color="000000"/>
+            </w:tcBorders>
+          </w:tcPr>
+          <w:p>
+            <w:pPr>
+              <w:pStyle w:val="Normal"/>
+              <w:keepNext w:val="true"/>
+              <w:bidi w:val="0"/>
+              <w:spacing w:lineRule="auto" w:line="240" w:before="0" w:after="0"/>
+              <w:ind w:hanging="0"/>
+              <w:jc w:val="start"/>
+              <w:rPr/>
+            </w:pPr>
+            <w:r>
+              <w:rPr/>
+            </w:r>
+          </w:p>
+        </w:tc>
+        <w:tc>
+          <w:tcPr>
+            <w:tcW w:w="2153" w:type="dxa"/>
+            <w:tcBorders>
+              <w:top w:val="single" w:sz="8" w:space="0" w:color="000000"/>
+              <w:start w:val="single" w:sz="8" w:space="0" w:color="000000"/>
+              <w:bottom w:val="single" w:sz="8" w:space="0" w:color="000000"/>
+              <w:end w:val="single" w:sz="8" w:space="0" w:color="000000"/>
+            </w:tcBorders>
+          </w:tcPr>
+          <w:p>
+            <w:pPr>
+              <w:pStyle w:val="Normal"/>
+              <w:keepNext w:val="true"/>
+              <w:bidi w:val="0"/>
+              <w:spacing w:lineRule="auto" w:line="240" w:before="0" w:after="0"/>
+              <w:ind w:hanging="0"/>
+              <w:jc w:val="start"/>
+              <w:rPr/>
+            </w:pPr>
+            <w:r>
+              <w:rPr/>
+            </w:r>
+          </w:p>
+        </w:tc>
+        <w:tc>
+          <w:tcPr>
+            <w:tcW w:w="3064" w:type="dxa"/>
             <w:tcBorders>
               <w:top w:val="single" w:sz="8" w:space="0" w:color="000000"/>
               <w:start w:val="single" w:sz="8" w:space="0" w:color="000000"/>
@@ -4837,7 +5614,7 @@
         </w:trPr>
         <w:tc>
           <w:tcPr>
-            <w:tcW w:w="453" w:type="dxa"/>
+            <w:tcW w:w="452" w:type="dxa"/>
             <w:tcBorders>
               <w:top w:val="single" w:sz="8" w:space="0" w:color="000000"/>
               <w:start w:val="single" w:sz="8" w:space="0" w:color="000000"/>
@@ -4866,57 +5643,57 @@
         </w:tc>
         <w:tc>
           <w:tcPr>
-            <w:tcW w:w="3403" w:type="dxa"/>
-            <w:tcBorders>
-              <w:top w:val="single" w:sz="8" w:space="0" w:color="000000"/>
-              <w:start w:val="single" w:sz="8" w:space="0" w:color="000000"/>
-              <w:bottom w:val="single" w:sz="8" w:space="0" w:color="000000"/>
-              <w:end w:val="single" w:sz="8" w:space="0" w:color="000000"/>
-            </w:tcBorders>
-          </w:tcPr>
-          <w:p>
-            <w:pPr>
-              <w:pStyle w:val="Normal"/>
-              <w:keepNext w:val="true"/>
-              <w:bidi w:val="0"/>
-              <w:spacing w:lineRule="auto" w:line="240" w:before="0" w:after="0"/>
-              <w:ind w:hanging="0"/>
-              <w:jc w:val="start"/>
-              <w:rPr/>
-            </w:pPr>
-            <w:r>
-              <w:rPr/>
-            </w:r>
-          </w:p>
-        </w:tc>
-        <w:tc>
-          <w:tcPr>
-            <w:tcW w:w="2154" w:type="dxa"/>
-            <w:tcBorders>
-              <w:top w:val="single" w:sz="8" w:space="0" w:color="000000"/>
-              <w:start w:val="single" w:sz="8" w:space="0" w:color="000000"/>
-              <w:bottom w:val="single" w:sz="8" w:space="0" w:color="000000"/>
-              <w:end w:val="single" w:sz="8" w:space="0" w:color="000000"/>
-            </w:tcBorders>
-          </w:tcPr>
-          <w:p>
-            <w:pPr>
-              <w:pStyle w:val="Normal"/>
-              <w:keepNext w:val="true"/>
-              <w:bidi w:val="0"/>
-              <w:spacing w:lineRule="auto" w:line="240" w:before="0" w:after="0"/>
-              <w:ind w:hanging="0"/>
-              <w:jc w:val="start"/>
-              <w:rPr/>
-            </w:pPr>
-            <w:r>
-              <w:rPr/>
-            </w:r>
-          </w:p>
-        </w:tc>
-        <w:tc>
-          <w:tcPr>
-            <w:tcW w:w="3063" w:type="dxa"/>
+            <w:tcW w:w="3404" w:type="dxa"/>
+            <w:tcBorders>
+              <w:top w:val="single" w:sz="8" w:space="0" w:color="000000"/>
+              <w:start w:val="single" w:sz="8" w:space="0" w:color="000000"/>
+              <w:bottom w:val="single" w:sz="8" w:space="0" w:color="000000"/>
+              <w:end w:val="single" w:sz="8" w:space="0" w:color="000000"/>
+            </w:tcBorders>
+          </w:tcPr>
+          <w:p>
+            <w:pPr>
+              <w:pStyle w:val="Normal"/>
+              <w:keepNext w:val="true"/>
+              <w:bidi w:val="0"/>
+              <w:spacing w:lineRule="auto" w:line="240" w:before="0" w:after="0"/>
+              <w:ind w:hanging="0"/>
+              <w:jc w:val="start"/>
+              <w:rPr/>
+            </w:pPr>
+            <w:r>
+              <w:rPr/>
+            </w:r>
+          </w:p>
+        </w:tc>
+        <w:tc>
+          <w:tcPr>
+            <w:tcW w:w="2153" w:type="dxa"/>
+            <w:tcBorders>
+              <w:top w:val="single" w:sz="8" w:space="0" w:color="000000"/>
+              <w:start w:val="single" w:sz="8" w:space="0" w:color="000000"/>
+              <w:bottom w:val="single" w:sz="8" w:space="0" w:color="000000"/>
+              <w:end w:val="single" w:sz="8" w:space="0" w:color="000000"/>
+            </w:tcBorders>
+          </w:tcPr>
+          <w:p>
+            <w:pPr>
+              <w:pStyle w:val="Normal"/>
+              <w:keepNext w:val="true"/>
+              <w:bidi w:val="0"/>
+              <w:spacing w:lineRule="auto" w:line="240" w:before="0" w:after="0"/>
+              <w:ind w:hanging="0"/>
+              <w:jc w:val="start"/>
+              <w:rPr/>
+            </w:pPr>
+            <w:r>
+              <w:rPr/>
+            </w:r>
+          </w:p>
+        </w:tc>
+        <w:tc>
+          <w:tcPr>
+            <w:tcW w:w="3064" w:type="dxa"/>
             <w:tcBorders>
               <w:top w:val="single" w:sz="8" w:space="0" w:color="000000"/>
               <w:start w:val="single" w:sz="8" w:space="0" w:color="000000"/>
@@ -4947,7 +5724,7 @@
         </w:trPr>
         <w:tc>
           <w:tcPr>
-            <w:tcW w:w="453" w:type="dxa"/>
+            <w:tcW w:w="452" w:type="dxa"/>
             <w:tcBorders>
               <w:top w:val="single" w:sz="8" w:space="0" w:color="000000"/>
               <w:start w:val="single" w:sz="8" w:space="0" w:color="000000"/>
@@ -4975,55 +5752,55 @@
         </w:tc>
         <w:tc>
           <w:tcPr>
-            <w:tcW w:w="3403" w:type="dxa"/>
-            <w:tcBorders>
-              <w:top w:val="single" w:sz="8" w:space="0" w:color="000000"/>
-              <w:start w:val="single" w:sz="8" w:space="0" w:color="000000"/>
-              <w:bottom w:val="single" w:sz="8" w:space="0" w:color="000000"/>
-              <w:end w:val="single" w:sz="8" w:space="0" w:color="000000"/>
-            </w:tcBorders>
-          </w:tcPr>
-          <w:p>
-            <w:pPr>
-              <w:pStyle w:val="Normal"/>
-              <w:bidi w:val="0"/>
-              <w:spacing w:lineRule="auto" w:line="240" w:before="0" w:after="0"/>
-              <w:ind w:hanging="0"/>
-              <w:jc w:val="start"/>
-              <w:rPr/>
-            </w:pPr>
-            <w:r>
-              <w:rPr/>
-            </w:r>
-          </w:p>
-        </w:tc>
-        <w:tc>
-          <w:tcPr>
-            <w:tcW w:w="2154" w:type="dxa"/>
-            <w:tcBorders>
-              <w:top w:val="single" w:sz="8" w:space="0" w:color="000000"/>
-              <w:start w:val="single" w:sz="8" w:space="0" w:color="000000"/>
-              <w:bottom w:val="single" w:sz="8" w:space="0" w:color="000000"/>
-              <w:end w:val="single" w:sz="8" w:space="0" w:color="000000"/>
-            </w:tcBorders>
-          </w:tcPr>
-          <w:p>
-            <w:pPr>
-              <w:pStyle w:val="Normal"/>
-              <w:bidi w:val="0"/>
-              <w:spacing w:lineRule="auto" w:line="240" w:before="0" w:after="0"/>
-              <w:ind w:hanging="0"/>
-              <w:jc w:val="start"/>
-              <w:rPr/>
-            </w:pPr>
-            <w:r>
-              <w:rPr/>
-            </w:r>
-          </w:p>
-        </w:tc>
-        <w:tc>
-          <w:tcPr>
-            <w:tcW w:w="3063" w:type="dxa"/>
+            <w:tcW w:w="3404" w:type="dxa"/>
+            <w:tcBorders>
+              <w:top w:val="single" w:sz="8" w:space="0" w:color="000000"/>
+              <w:start w:val="single" w:sz="8" w:space="0" w:color="000000"/>
+              <w:bottom w:val="single" w:sz="8" w:space="0" w:color="000000"/>
+              <w:end w:val="single" w:sz="8" w:space="0" w:color="000000"/>
+            </w:tcBorders>
+          </w:tcPr>
+          <w:p>
+            <w:pPr>
+              <w:pStyle w:val="Normal"/>
+              <w:bidi w:val="0"/>
+              <w:spacing w:lineRule="auto" w:line="240" w:before="0" w:after="0"/>
+              <w:ind w:hanging="0"/>
+              <w:jc w:val="start"/>
+              <w:rPr/>
+            </w:pPr>
+            <w:r>
+              <w:rPr/>
+            </w:r>
+          </w:p>
+        </w:tc>
+        <w:tc>
+          <w:tcPr>
+            <w:tcW w:w="2153" w:type="dxa"/>
+            <w:tcBorders>
+              <w:top w:val="single" w:sz="8" w:space="0" w:color="000000"/>
+              <w:start w:val="single" w:sz="8" w:space="0" w:color="000000"/>
+              <w:bottom w:val="single" w:sz="8" w:space="0" w:color="000000"/>
+              <w:end w:val="single" w:sz="8" w:space="0" w:color="000000"/>
+            </w:tcBorders>
+          </w:tcPr>
+          <w:p>
+            <w:pPr>
+              <w:pStyle w:val="Normal"/>
+              <w:bidi w:val="0"/>
+              <w:spacing w:lineRule="auto" w:line="240" w:before="0" w:after="0"/>
+              <w:ind w:hanging="0"/>
+              <w:jc w:val="start"/>
+              <w:rPr/>
+            </w:pPr>
+            <w:r>
+              <w:rPr/>
+            </w:r>
+          </w:p>
+        </w:tc>
+        <w:tc>
+          <w:tcPr>
+            <w:tcW w:w="3064" w:type="dxa"/>
             <w:tcBorders>
               <w:top w:val="single" w:sz="8" w:space="0" w:color="000000"/>
               <w:start w:val="single" w:sz="8" w:space="0" w:color="000000"/>
@@ -6115,10 +6892,10 @@
         <w:tblLook w:firstRow="1" w:noVBand="1" w:lastRow="0" w:firstColumn="1" w:lastColumn="0" w:noHBand="0" w:val="04a0"/>
       </w:tblPr>
       <w:tblGrid>
-        <w:gridCol w:w="453"/>
+        <w:gridCol w:w="452"/>
         <w:gridCol w:w="3062"/>
         <w:gridCol w:w="2515"/>
-        <w:gridCol w:w="3043"/>
+        <w:gridCol w:w="3044"/>
       </w:tblGrid>
       <w:tr>
         <w:trPr>
@@ -6127,7 +6904,7 @@
         </w:trPr>
         <w:tc>
           <w:tcPr>
-            <w:tcW w:w="453" w:type="dxa"/>
+            <w:tcW w:w="452" w:type="dxa"/>
             <w:tcBorders>
               <w:top w:val="single" w:sz="8" w:space="0" w:color="000000"/>
               <w:start w:val="single" w:sz="8" w:space="0" w:color="000000"/>
@@ -6217,7 +6994,7 @@
         </w:tc>
         <w:tc>
           <w:tcPr>
-            <w:tcW w:w="3043" w:type="dxa"/>
+            <w:tcW w:w="3044" w:type="dxa"/>
             <w:tcBorders>
               <w:top w:val="single" w:sz="8" w:space="0" w:color="000000"/>
               <w:start w:val="single" w:sz="8" w:space="0" w:color="000000"/>
@@ -6253,7 +7030,7 @@
         </w:trPr>
         <w:tc>
           <w:tcPr>
-            <w:tcW w:w="453" w:type="dxa"/>
+            <w:tcW w:w="452" w:type="dxa"/>
             <w:tcBorders>
               <w:top w:val="single" w:sz="8" w:space="0" w:color="000000"/>
               <w:start w:val="single" w:sz="8" w:space="0" w:color="000000"/>
@@ -6332,7 +7109,7 @@
         </w:tc>
         <w:tc>
           <w:tcPr>
-            <w:tcW w:w="3043" w:type="dxa"/>
+            <w:tcW w:w="3044" w:type="dxa"/>
             <w:tcBorders>
               <w:top w:val="single" w:sz="8" w:space="0" w:color="000000"/>
               <w:start w:val="single" w:sz="8" w:space="0" w:color="000000"/>
@@ -6363,7 +7140,7 @@
         </w:trPr>
         <w:tc>
           <w:tcPr>
-            <w:tcW w:w="453" w:type="dxa"/>
+            <w:tcW w:w="452" w:type="dxa"/>
             <w:tcBorders>
               <w:top w:val="single" w:sz="8" w:space="0" w:color="000000"/>
               <w:start w:val="single" w:sz="8" w:space="0" w:color="000000"/>
@@ -6442,7 +7219,7 @@
         </w:tc>
         <w:tc>
           <w:tcPr>
-            <w:tcW w:w="3043" w:type="dxa"/>
+            <w:tcW w:w="3044" w:type="dxa"/>
             <w:tcBorders>
               <w:top w:val="single" w:sz="8" w:space="0" w:color="000000"/>
               <w:start w:val="single" w:sz="8" w:space="0" w:color="000000"/>
@@ -6473,7 +7250,7 @@
         </w:trPr>
         <w:tc>
           <w:tcPr>
-            <w:tcW w:w="453" w:type="dxa"/>
+            <w:tcW w:w="452" w:type="dxa"/>
             <w:tcBorders>
               <w:top w:val="single" w:sz="8" w:space="0" w:color="000000"/>
               <w:start w:val="single" w:sz="8" w:space="0" w:color="000000"/>
@@ -6549,7 +7326,7 @@
         </w:tc>
         <w:tc>
           <w:tcPr>
-            <w:tcW w:w="3043" w:type="dxa"/>
+            <w:tcW w:w="3044" w:type="dxa"/>
             <w:tcBorders>
               <w:top w:val="single" w:sz="8" w:space="0" w:color="000000"/>
               <w:start w:val="single" w:sz="8" w:space="0" w:color="000000"/>
@@ -6593,11 +7370,7 @@
       </w:pPr>
       <w:r>
         <w:rPr/>
-        <w:t>Т</w:t>
-      </w:r>
-      <w:r>
-        <w:rPr/>
-        <w:t>ри вопроса, ответы на которые помогут проверить предположения о проблеме, пользователе или будущем продукте.</w:t>
+        <w:t>Три вопроса, ответы на которые помогут проверить предположения о проблеме, пользователе или будущем продукте.</w:t>
         <w:br/>
         <w:br/>
       </w:r>
@@ -6616,8 +7389,8 @@
         </w:tblCellMar>
       </w:tblPr>
       <w:tblGrid>
-        <w:gridCol w:w="4429"/>
-        <w:gridCol w:w="5209"/>
+        <w:gridCol w:w="4428"/>
+        <w:gridCol w:w="5210"/>
       </w:tblGrid>
       <w:tr>
         <w:trPr>
@@ -6625,13 +7398,13 @@
         </w:trPr>
         <w:tc>
           <w:tcPr>
-            <w:tcW w:w="4429" w:type="dxa"/>
+            <w:tcW w:w="4428" w:type="dxa"/>
             <w:tcBorders/>
             <w:vAlign w:val="center"/>
           </w:tcPr>
           <w:p>
             <w:pPr>
-              <w:pStyle w:val="Style17"/>
+              <w:pStyle w:val="user3"/>
               <w:suppressLineNumbers/>
               <w:bidi w:val="0"/>
               <w:jc w:val="center"/>
@@ -6645,13 +7418,13 @@
         </w:tc>
         <w:tc>
           <w:tcPr>
-            <w:tcW w:w="5209" w:type="dxa"/>
+            <w:tcW w:w="5210" w:type="dxa"/>
             <w:tcBorders/>
             <w:vAlign w:val="center"/>
           </w:tcPr>
           <w:p>
             <w:pPr>
-              <w:pStyle w:val="Style17"/>
+              <w:pStyle w:val="user3"/>
               <w:suppressLineNumbers/>
               <w:bidi w:val="0"/>
               <w:jc w:val="center"/>
@@ -6668,13 +7441,13 @@
         <w:trPr/>
         <w:tc>
           <w:tcPr>
-            <w:tcW w:w="4429" w:type="dxa"/>
+            <w:tcW w:w="4428" w:type="dxa"/>
             <w:tcBorders/>
             <w:vAlign w:val="center"/>
           </w:tcPr>
           <w:p>
             <w:pPr>
-              <w:pStyle w:val="Style16"/>
+              <w:pStyle w:val="user2"/>
               <w:widowControl w:val="false"/>
               <w:suppressLineNumbers/>
               <w:bidi w:val="0"/>
@@ -6689,13 +7462,13 @@
         </w:tc>
         <w:tc>
           <w:tcPr>
-            <w:tcW w:w="5209" w:type="dxa"/>
+            <w:tcW w:w="5210" w:type="dxa"/>
             <w:tcBorders/>
             <w:vAlign w:val="center"/>
           </w:tcPr>
           <w:p>
             <w:pPr>
-              <w:pStyle w:val="Style16"/>
+              <w:pStyle w:val="user2"/>
               <w:widowControl w:val="false"/>
               <w:suppressLineNumbers/>
               <w:bidi w:val="0"/>
@@ -6713,13 +7486,13 @@
         <w:trPr/>
         <w:tc>
           <w:tcPr>
-            <w:tcW w:w="4429" w:type="dxa"/>
+            <w:tcW w:w="4428" w:type="dxa"/>
             <w:tcBorders/>
             <w:vAlign w:val="center"/>
           </w:tcPr>
           <w:p>
             <w:pPr>
-              <w:pStyle w:val="Style16"/>
+              <w:pStyle w:val="user2"/>
               <w:widowControl w:val="false"/>
               <w:suppressLineNumbers/>
               <w:bidi w:val="0"/>
@@ -6734,13 +7507,13 @@
         </w:tc>
         <w:tc>
           <w:tcPr>
-            <w:tcW w:w="5209" w:type="dxa"/>
+            <w:tcW w:w="5210" w:type="dxa"/>
             <w:tcBorders/>
             <w:vAlign w:val="center"/>
           </w:tcPr>
           <w:p>
             <w:pPr>
-              <w:pStyle w:val="Style16"/>
+              <w:pStyle w:val="user2"/>
               <w:widowControl w:val="false"/>
               <w:suppressLineNumbers/>
               <w:bidi w:val="0"/>
@@ -6758,13 +7531,13 @@
         <w:trPr/>
         <w:tc>
           <w:tcPr>
-            <w:tcW w:w="4429" w:type="dxa"/>
+            <w:tcW w:w="4428" w:type="dxa"/>
             <w:tcBorders/>
             <w:vAlign w:val="center"/>
           </w:tcPr>
           <w:p>
             <w:pPr>
-              <w:pStyle w:val="Style16"/>
+              <w:pStyle w:val="user2"/>
               <w:widowControl w:val="false"/>
               <w:suppressLineNumbers/>
               <w:bidi w:val="0"/>
@@ -6779,13 +7552,13 @@
         </w:tc>
         <w:tc>
           <w:tcPr>
-            <w:tcW w:w="5209" w:type="dxa"/>
+            <w:tcW w:w="5210" w:type="dxa"/>
             <w:tcBorders/>
             <w:vAlign w:val="center"/>
           </w:tcPr>
           <w:p>
             <w:pPr>
-              <w:pStyle w:val="Style16"/>
+              <w:pStyle w:val="user2"/>
               <w:widowControl w:val="false"/>
               <w:suppressLineNumbers/>
               <w:bidi w:val="0"/>
@@ -6820,11 +7593,7 @@
       </w:pPr>
       <w:r>
         <w:rPr/>
-        <w:t>К</w:t>
-      </w:r>
-      <w:r>
-        <w:rPr/>
-        <w:t xml:space="preserve">аждый вопрос должен быть привязан к конкретному предположению из документа. Например, к строке сравнения с пометкой «по описанию», к цели с «не установлено» или к ответу на «как решают сейчас». </w:t>
+        <w:t xml:space="preserve">Каждый вопрос должен быть привязан к конкретному предположению из документа. Например, к строке сравнения с пометкой «по описанию», к цели с «не установлено» или к ответу на «как решают сейчас». </w:t>
       </w:r>
     </w:p>
     <w:sectPr>
@@ -6834,9 +7603,277 @@
       <w:pgNumType w:fmt="decimal"/>
       <w:formProt w:val="false"/>
       <w:textDirection w:val="lrTb"/>
+      <w:docGrid w:type="default" w:linePitch="100" w:charSpace="0"/>
     </w:sectPr>
   </w:body>
 </w:document>
+</file>
+
+<file path=word/numbering.xml><?xml version="1.0" encoding="utf-8"?>
+<w:numbering xmlns:w="http://schemas.openxmlformats.org/wordprocessingml/2006/main" xmlns:o="urn:schemas-microsoft-com:office:office" xmlns:r="http://schemas.openxmlformats.org/officeDocument/2006/relationships" xmlns:v="urn:schemas-microsoft-com:vml" xmlns:mc="http://schemas.openxmlformats.org/markup-compatibility/2006" xmlns:w14="http://schemas.microsoft.com/office/word/2010/wordml" mc:Ignorable="w14">
+  <w:abstractNum w:abstractNumId="1">
+    <w:lvl w:ilvl="0">
+      <w:start w:val="1"/>
+      <w:numFmt w:val="bullet"/>
+      <w:lvlText w:val=""/>
+      <w:lvlJc w:val="start"/>
+      <w:pPr>
+        <w:tabs>
+          <w:tab w:val="num" w:pos="709"/>
+        </w:tabs>
+        <w:ind w:start="709" w:hanging="283"/>
+      </w:pPr>
+      <w:rPr>
+        <w:rFonts w:ascii="Symbol" w:hAnsi="Symbol" w:cs="Symbol" w:hint="default"/>
+      </w:rPr>
+    </w:lvl>
+    <w:lvl w:ilvl="1">
+      <w:start w:val="1"/>
+      <w:numFmt w:val="bullet"/>
+      <w:lvlText w:val=""/>
+      <w:lvlJc w:val="start"/>
+      <w:pPr>
+        <w:tabs>
+          <w:tab w:val="num" w:pos="1418"/>
+        </w:tabs>
+        <w:ind w:start="1418" w:hanging="283"/>
+      </w:pPr>
+      <w:rPr>
+        <w:rFonts w:ascii="Symbol" w:hAnsi="Symbol" w:cs="Symbol" w:hint="default"/>
+      </w:rPr>
+    </w:lvl>
+    <w:lvl w:ilvl="2">
+      <w:start w:val="1"/>
+      <w:numFmt w:val="bullet"/>
+      <w:lvlText w:val=""/>
+      <w:lvlJc w:val="start"/>
+      <w:pPr>
+        <w:tabs>
+          <w:tab w:val="num" w:pos="2127"/>
+        </w:tabs>
+        <w:ind w:start="2127" w:hanging="283"/>
+      </w:pPr>
+      <w:rPr>
+        <w:rFonts w:ascii="Symbol" w:hAnsi="Symbol" w:cs="Symbol" w:hint="default"/>
+      </w:rPr>
+    </w:lvl>
+    <w:lvl w:ilvl="3">
+      <w:start w:val="1"/>
+      <w:numFmt w:val="bullet"/>
+      <w:lvlText w:val=""/>
+      <w:lvlJc w:val="start"/>
+      <w:pPr>
+        <w:tabs>
+          <w:tab w:val="num" w:pos="2836"/>
+        </w:tabs>
+        <w:ind w:start="2836" w:hanging="283"/>
+      </w:pPr>
+      <w:rPr>
+        <w:rFonts w:ascii="Symbol" w:hAnsi="Symbol" w:cs="Symbol" w:hint="default"/>
+      </w:rPr>
+    </w:lvl>
+    <w:lvl w:ilvl="4">
+      <w:start w:val="1"/>
+      <w:numFmt w:val="bullet"/>
+      <w:lvlText w:val=""/>
+      <w:lvlJc w:val="start"/>
+      <w:pPr>
+        <w:tabs>
+          <w:tab w:val="num" w:pos="3545"/>
+        </w:tabs>
+        <w:ind w:start="3545" w:hanging="283"/>
+      </w:pPr>
+      <w:rPr>
+        <w:rFonts w:ascii="Symbol" w:hAnsi="Symbol" w:cs="Symbol" w:hint="default"/>
+      </w:rPr>
+    </w:lvl>
+    <w:lvl w:ilvl="5">
+      <w:start w:val="1"/>
+      <w:numFmt w:val="bullet"/>
+      <w:lvlText w:val=""/>
+      <w:lvlJc w:val="start"/>
+      <w:pPr>
+        <w:tabs>
+          <w:tab w:val="num" w:pos="4254"/>
+        </w:tabs>
+        <w:ind w:start="4254" w:hanging="283"/>
+      </w:pPr>
+      <w:rPr>
+        <w:rFonts w:ascii="Symbol" w:hAnsi="Symbol" w:cs="Symbol" w:hint="default"/>
+      </w:rPr>
+    </w:lvl>
+    <w:lvl w:ilvl="6">
+      <w:start w:val="1"/>
+      <w:numFmt w:val="bullet"/>
+      <w:lvlText w:val=""/>
+      <w:lvlJc w:val="start"/>
+      <w:pPr>
+        <w:tabs>
+          <w:tab w:val="num" w:pos="4963"/>
+        </w:tabs>
+        <w:ind w:start="4963" w:hanging="283"/>
+      </w:pPr>
+      <w:rPr>
+        <w:rFonts w:ascii="Symbol" w:hAnsi="Symbol" w:cs="Symbol" w:hint="default"/>
+      </w:rPr>
+    </w:lvl>
+    <w:lvl w:ilvl="7">
+      <w:start w:val="1"/>
+      <w:numFmt w:val="bullet"/>
+      <w:lvlText w:val=""/>
+      <w:lvlJc w:val="start"/>
+      <w:pPr>
+        <w:tabs>
+          <w:tab w:val="num" w:pos="5672"/>
+        </w:tabs>
+        <w:ind w:start="5672" w:hanging="283"/>
+      </w:pPr>
+      <w:rPr>
+        <w:rFonts w:ascii="Symbol" w:hAnsi="Symbol" w:cs="Symbol" w:hint="default"/>
+      </w:rPr>
+    </w:lvl>
+    <w:lvl w:ilvl="8">
+      <w:start w:val="1"/>
+      <w:numFmt w:val="bullet"/>
+      <w:lvlText w:val=""/>
+      <w:lvlJc w:val="start"/>
+      <w:pPr>
+        <w:tabs>
+          <w:tab w:val="num" w:pos="6381"/>
+        </w:tabs>
+        <w:ind w:start="6381" w:hanging="283"/>
+      </w:pPr>
+      <w:rPr>
+        <w:rFonts w:ascii="Symbol" w:hAnsi="Symbol" w:cs="Symbol" w:hint="default"/>
+      </w:rPr>
+    </w:lvl>
+  </w:abstractNum>
+  <w:abstractNum w:abstractNumId="2">
+    <w:lvl w:ilvl="0">
+      <w:start w:val="1"/>
+      <w:numFmt w:val="none"/>
+      <w:suff w:val="nothing"/>
+      <w:lvlText w:val=""/>
+      <w:lvlJc w:val="start"/>
+      <w:pPr>
+        <w:tabs>
+          <w:tab w:val="num" w:pos="0"/>
+        </w:tabs>
+        <w:ind w:start="0" w:hanging="0"/>
+      </w:pPr>
+    </w:lvl>
+    <w:lvl w:ilvl="1">
+      <w:start w:val="1"/>
+      <w:numFmt w:val="none"/>
+      <w:suff w:val="nothing"/>
+      <w:lvlText w:val=""/>
+      <w:lvlJc w:val="start"/>
+      <w:pPr>
+        <w:tabs>
+          <w:tab w:val="num" w:pos="0"/>
+        </w:tabs>
+        <w:ind w:start="0" w:hanging="0"/>
+      </w:pPr>
+    </w:lvl>
+    <w:lvl w:ilvl="2">
+      <w:start w:val="1"/>
+      <w:numFmt w:val="none"/>
+      <w:suff w:val="nothing"/>
+      <w:lvlText w:val=""/>
+      <w:lvlJc w:val="start"/>
+      <w:pPr>
+        <w:tabs>
+          <w:tab w:val="num" w:pos="0"/>
+        </w:tabs>
+        <w:ind w:start="0" w:hanging="0"/>
+      </w:pPr>
+    </w:lvl>
+    <w:lvl w:ilvl="3">
+      <w:start w:val="1"/>
+      <w:numFmt w:val="none"/>
+      <w:suff w:val="nothing"/>
+      <w:lvlText w:val=""/>
+      <w:lvlJc w:val="start"/>
+      <w:pPr>
+        <w:tabs>
+          <w:tab w:val="num" w:pos="0"/>
+        </w:tabs>
+        <w:ind w:start="0" w:hanging="0"/>
+      </w:pPr>
+    </w:lvl>
+    <w:lvl w:ilvl="4">
+      <w:start w:val="1"/>
+      <w:numFmt w:val="none"/>
+      <w:suff w:val="nothing"/>
+      <w:lvlText w:val=""/>
+      <w:lvlJc w:val="start"/>
+      <w:pPr>
+        <w:tabs>
+          <w:tab w:val="num" w:pos="0"/>
+        </w:tabs>
+        <w:ind w:start="0" w:hanging="0"/>
+      </w:pPr>
+    </w:lvl>
+    <w:lvl w:ilvl="5">
+      <w:start w:val="1"/>
+      <w:numFmt w:val="none"/>
+      <w:suff w:val="nothing"/>
+      <w:lvlText w:val=""/>
+      <w:lvlJc w:val="start"/>
+      <w:pPr>
+        <w:tabs>
+          <w:tab w:val="num" w:pos="0"/>
+        </w:tabs>
+        <w:ind w:start="0" w:hanging="0"/>
+      </w:pPr>
+    </w:lvl>
+    <w:lvl w:ilvl="6">
+      <w:start w:val="1"/>
+      <w:numFmt w:val="none"/>
+      <w:suff w:val="nothing"/>
+      <w:lvlText w:val=""/>
+      <w:lvlJc w:val="start"/>
+      <w:pPr>
+        <w:tabs>
+          <w:tab w:val="num" w:pos="0"/>
+        </w:tabs>
+        <w:ind w:start="0" w:hanging="0"/>
+      </w:pPr>
+    </w:lvl>
+    <w:lvl w:ilvl="7">
+      <w:start w:val="1"/>
+      <w:numFmt w:val="none"/>
+      <w:suff w:val="nothing"/>
+      <w:lvlText w:val=""/>
+      <w:lvlJc w:val="start"/>
+      <w:pPr>
+        <w:tabs>
+          <w:tab w:val="num" w:pos="0"/>
+        </w:tabs>
+        <w:ind w:start="0" w:hanging="0"/>
+      </w:pPr>
+    </w:lvl>
+    <w:lvl w:ilvl="8">
+      <w:start w:val="1"/>
+      <w:numFmt w:val="none"/>
+      <w:suff w:val="nothing"/>
+      <w:lvlText w:val=""/>
+      <w:lvlJc w:val="start"/>
+      <w:pPr>
+        <w:tabs>
+          <w:tab w:val="num" w:pos="0"/>
+        </w:tabs>
+        <w:ind w:start="0" w:hanging="0"/>
+      </w:pPr>
+    </w:lvl>
+  </w:abstractNum>
+  <w:num w:numId="1">
+    <w:abstractNumId w:val="1"/>
+  </w:num>
+  <w:num w:numId="2">
+    <w:abstractNumId w:val="2"/>
+  </w:num>
+</w:numbering>
 </file>
 
 <file path=word/styles.xml><?xml version="1.0" encoding="utf-8"?>
@@ -6853,7 +7890,6 @@
     </w:rPrDefault>
     <w:pPrDefault>
       <w:pPr>
-        <w:widowControl/>
         <w:suppressAutoHyphens w:val="true"/>
       </w:pPr>
     </w:pPrDefault>
@@ -6863,7 +7899,10 @@
     <w:qFormat/>
     <w:pPr>
       <w:widowControl/>
+      <w:suppressAutoHyphens w:val="true"/>
       <w:bidi w:val="0"/>
+      <w:spacing w:before="0" w:after="0"/>
+      <w:jc w:val="start"/>
     </w:pPr>
     <w:rPr>
       <w:rFonts w:ascii="Liberation Serif" w:hAnsi="Liberation Serif" w:eastAsia="NSimSun" w:cs="Arial"/>
@@ -6874,7 +7913,22 @@
       <w:lang w:val="ru-RU" w:eastAsia="zh-CN" w:bidi="hi-IN"/>
     </w:rPr>
   </w:style>
-  <w:style w:type="paragraph" w:styleId="Style14">
+  <w:style w:type="character" w:styleId="Strong">
+    <w:name w:val="Strong"/>
+    <w:qFormat/>
+    <w:rPr>
+      <w:b/>
+      <w:bCs/>
+    </w:rPr>
+  </w:style>
+  <w:style w:type="character" w:styleId="Style14">
+    <w:name w:val="Маркеры"/>
+    <w:qFormat/>
+    <w:rPr>
+      <w:rFonts w:ascii="OpenSymbol" w:hAnsi="OpenSymbol" w:eastAsia="OpenSymbol" w:cs="OpenSymbol"/>
+    </w:rPr>
+  </w:style>
+  <w:style w:type="paragraph" w:styleId="Style15">
     <w:name w:val="Заголовок"/>
     <w:basedOn w:val="Normal"/>
     <w:next w:val="BodyText"/>
@@ -6921,7 +7975,7 @@
       <w:szCs w:val="24"/>
     </w:rPr>
   </w:style>
-  <w:style w:type="paragraph" w:styleId="Style15">
+  <w:style w:type="paragraph" w:styleId="Style16">
     <w:name w:val="Указатель"/>
     <w:basedOn w:val="Normal"/>
     <w:qFormat/>
@@ -6932,7 +7986,56 @@
       <w:rFonts w:cs="Arial"/>
     </w:rPr>
   </w:style>
-  <w:style w:type="paragraph" w:styleId="Style16">
+  <w:style w:type="paragraph" w:styleId="user">
+    <w:name w:val="Заголовок (user)"/>
+    <w:basedOn w:val="Normal"/>
+    <w:next w:val="BodyText"/>
+    <w:qFormat/>
+    <w:pPr>
+      <w:keepNext w:val="true"/>
+      <w:spacing w:before="240" w:after="120"/>
+    </w:pPr>
+    <w:rPr>
+      <w:rFonts w:ascii="Liberation Sans" w:hAnsi="Liberation Sans" w:eastAsia="Microsoft YaHei" w:cs="Arial"/>
+      <w:sz w:val="28"/>
+      <w:szCs w:val="28"/>
+    </w:rPr>
+  </w:style>
+  <w:style w:type="paragraph" w:styleId="user1">
+    <w:name w:val="Указатель (user)"/>
+    <w:basedOn w:val="Normal"/>
+    <w:qFormat/>
+    <w:pPr>
+      <w:suppressLineNumbers/>
+    </w:pPr>
+    <w:rPr>
+      <w:rFonts w:cs="Arial"/>
+    </w:rPr>
+  </w:style>
+  <w:style w:type="paragraph" w:styleId="user2">
+    <w:name w:val="Содержимое таблицы (user)"/>
+    <w:basedOn w:val="Normal"/>
+    <w:qFormat/>
+    <w:pPr>
+      <w:widowControl w:val="false"/>
+      <w:suppressLineNumbers/>
+    </w:pPr>
+    <w:rPr/>
+  </w:style>
+  <w:style w:type="paragraph" w:styleId="user3">
+    <w:name w:val="Заголовок таблицы (user)"/>
+    <w:basedOn w:val="user2"/>
+    <w:qFormat/>
+    <w:pPr>
+      <w:suppressLineNumbers/>
+      <w:jc w:val="center"/>
+    </w:pPr>
+    <w:rPr>
+      <w:b/>
+      <w:bCs/>
+    </w:rPr>
+  </w:style>
+  <w:style w:type="paragraph" w:styleId="Style17">
     <w:name w:val="Содержимое таблицы"/>
     <w:basedOn w:val="Normal"/>
     <w:qFormat/>
@@ -6942,9 +8045,9 @@
     </w:pPr>
     <w:rPr/>
   </w:style>
-  <w:style w:type="paragraph" w:styleId="Style17">
+  <w:style w:type="paragraph" w:styleId="Style18">
     <w:name w:val="Заголовок таблицы"/>
-    <w:basedOn w:val="Style16"/>
+    <w:basedOn w:val="Style17"/>
     <w:qFormat/>
     <w:pPr>
       <w:suppressLineNumbers/>
